--- a/Algorithms-1/Java Notes.docx
+++ b/Algorithms-1/Java Notes.docx
@@ -2354,8 +2354,26 @@
     <w:p>
       <w:pPr>
         <w:pStyle w:val="ListParagraph"/>
-        <w:ind w:left="0"/>
-        <w:rPr>
+        <w:ind w:left="284"/>
+        <w:rPr>
+          <w:b/>
+          <w:bCs/>
+          <w:sz w:val="20"/>
+          <w:szCs w:val="20"/>
+        </w:rPr>
+      </w:pPr>
+    </w:p>
+    <w:p>
+      <w:pPr>
+        <w:pStyle w:val="ListParagraph"/>
+        <w:numPr>
+          <w:ilvl w:val="0"/>
+          <w:numId w:val="2"/>
+        </w:numPr>
+        <w:ind w:left="284" w:firstLine="0"/>
+        <w:rPr>
+          <w:b/>
+          <w:bCs/>
           <w:sz w:val="24"/>
           <w:szCs w:val="24"/>
           <w:u w:val="single"/>
@@ -2363,11 +2381,1045 @@
       </w:pPr>
       <w:r>
         <w:rPr>
+          <w:b/>
+          <w:bCs/>
           <w:sz w:val="24"/>
           <w:szCs w:val="24"/>
         </w:rPr>
-        <w:br/>
-      </w:r>
+        <w:t>Wrapper Classes</w:t>
+      </w:r>
+      <w:r>
+        <w:rPr>
+          <w:b/>
+          <w:bCs/>
+          <w:sz w:val="24"/>
+          <w:szCs w:val="24"/>
+        </w:rPr>
+        <w:t>:</w:t>
+      </w:r>
+    </w:p>
+    <w:p>
+      <w:pPr>
+        <w:pStyle w:val="ListParagraph"/>
+        <w:ind w:left="284"/>
+        <w:rPr>
+          <w:sz w:val="20"/>
+          <w:szCs w:val="20"/>
+        </w:rPr>
+      </w:pPr>
+      <w:r>
+        <w:rPr>
+          <w:sz w:val="20"/>
+          <w:szCs w:val="20"/>
+        </w:rPr>
+        <w:t>Wrapper classes and autoboxing in Java are fundamental features that bridge the gap between the primitive data types and the object-oriented nature of the language.</w:t>
+      </w:r>
+      <w:r>
+        <w:rPr>
+          <w:sz w:val="20"/>
+          <w:szCs w:val="20"/>
+        </w:rPr>
+        <w:t xml:space="preserve"> </w:t>
+      </w:r>
+      <w:r>
+        <w:rPr>
+          <w:sz w:val="20"/>
+          <w:szCs w:val="20"/>
+        </w:rPr>
+        <w:t xml:space="preserve">Wrapper classes provide a way to use primitive data types (like int, char, </w:t>
+      </w:r>
+      <w:proofErr w:type="spellStart"/>
+      <w:r>
+        <w:rPr>
+          <w:sz w:val="20"/>
+          <w:szCs w:val="20"/>
+        </w:rPr>
+        <w:t>boolean</w:t>
+      </w:r>
+      <w:proofErr w:type="spellEnd"/>
+      <w:r>
+        <w:rPr>
+          <w:sz w:val="20"/>
+          <w:szCs w:val="20"/>
+        </w:rPr>
+        <w:t>, etc.) as objects. Each primitive type has a corresponding wrapper class:</w:t>
+      </w:r>
+    </w:p>
+    <w:p>
+      <w:pPr>
+        <w:pStyle w:val="ListParagraph"/>
+        <w:ind w:left="284"/>
+        <w:rPr>
+          <w:sz w:val="20"/>
+          <w:szCs w:val="20"/>
+        </w:rPr>
+      </w:pPr>
+      <w:r>
+        <w:rPr>
+          <w:sz w:val="20"/>
+          <w:szCs w:val="20"/>
+        </w:rPr>
+        <w:t>byte -&gt; Byte</w:t>
+      </w:r>
+    </w:p>
+    <w:p>
+      <w:pPr>
+        <w:pStyle w:val="ListParagraph"/>
+        <w:ind w:left="284"/>
+        <w:rPr>
+          <w:sz w:val="20"/>
+          <w:szCs w:val="20"/>
+        </w:rPr>
+      </w:pPr>
+      <w:r>
+        <w:rPr>
+          <w:sz w:val="20"/>
+          <w:szCs w:val="20"/>
+        </w:rPr>
+        <w:t>short -&gt; Short</w:t>
+      </w:r>
+    </w:p>
+    <w:p>
+      <w:pPr>
+        <w:pStyle w:val="ListParagraph"/>
+        <w:ind w:left="284"/>
+        <w:rPr>
+          <w:sz w:val="20"/>
+          <w:szCs w:val="20"/>
+        </w:rPr>
+      </w:pPr>
+      <w:r>
+        <w:rPr>
+          <w:sz w:val="20"/>
+          <w:szCs w:val="20"/>
+        </w:rPr>
+        <w:t>int -&gt; Integer</w:t>
+      </w:r>
+      <w:r>
+        <w:rPr>
+          <w:sz w:val="20"/>
+          <w:szCs w:val="20"/>
+        </w:rPr>
+        <w:t>, etc.</w:t>
+      </w:r>
+    </w:p>
+    <w:p>
+      <w:pPr>
+        <w:pStyle w:val="ListParagraph"/>
+        <w:numPr>
+          <w:ilvl w:val="0"/>
+          <w:numId w:val="4"/>
+        </w:numPr>
+        <w:rPr>
+          <w:sz w:val="20"/>
+          <w:szCs w:val="20"/>
+        </w:rPr>
+      </w:pPr>
+      <w:r>
+        <w:rPr>
+          <w:sz w:val="20"/>
+          <w:szCs w:val="20"/>
+        </w:rPr>
+        <w:t xml:space="preserve">Collections like </w:t>
+      </w:r>
+      <w:proofErr w:type="spellStart"/>
+      <w:r>
+        <w:rPr>
+          <w:sz w:val="20"/>
+          <w:szCs w:val="20"/>
+        </w:rPr>
+        <w:t>ArrayList</w:t>
+      </w:r>
+      <w:proofErr w:type="spellEnd"/>
+      <w:r>
+        <w:rPr>
+          <w:sz w:val="20"/>
+          <w:szCs w:val="20"/>
+        </w:rPr>
+        <w:t>, HashMap, etc., cannot work with primitive data types. They require objects. Wrapper classes allow primitives to be used in these collections.</w:t>
+      </w:r>
+    </w:p>
+    <w:p>
+      <w:pPr>
+        <w:pStyle w:val="ListParagraph"/>
+        <w:ind w:left="284"/>
+        <w:rPr>
+          <w:b/>
+          <w:bCs/>
+          <w:sz w:val="20"/>
+          <w:szCs w:val="20"/>
+        </w:rPr>
+      </w:pPr>
+      <w:proofErr w:type="spellStart"/>
+      <w:r>
+        <w:rPr>
+          <w:b/>
+          <w:bCs/>
+          <w:sz w:val="20"/>
+          <w:szCs w:val="20"/>
+        </w:rPr>
+        <w:t>ArrayList</w:t>
+      </w:r>
+      <w:proofErr w:type="spellEnd"/>
+      <w:r>
+        <w:rPr>
+          <w:b/>
+          <w:bCs/>
+          <w:sz w:val="20"/>
+          <w:szCs w:val="20"/>
+        </w:rPr>
+        <w:t xml:space="preserve">&lt;Integer&gt; list = new </w:t>
+      </w:r>
+      <w:proofErr w:type="spellStart"/>
+      <w:r>
+        <w:rPr>
+          <w:b/>
+          <w:bCs/>
+          <w:sz w:val="20"/>
+          <w:szCs w:val="20"/>
+        </w:rPr>
+        <w:t>ArrayList</w:t>
+      </w:r>
+      <w:proofErr w:type="spellEnd"/>
+      <w:r>
+        <w:rPr>
+          <w:b/>
+          <w:bCs/>
+          <w:sz w:val="20"/>
+          <w:szCs w:val="20"/>
+        </w:rPr>
+        <w:t>&lt;</w:t>
+      </w:r>
+      <w:proofErr w:type="gramStart"/>
+      <w:r>
+        <w:rPr>
+          <w:b/>
+          <w:bCs/>
+          <w:sz w:val="20"/>
+          <w:szCs w:val="20"/>
+        </w:rPr>
+        <w:t>&gt;(</w:t>
+      </w:r>
+      <w:proofErr w:type="gramEnd"/>
+      <w:r>
+        <w:rPr>
+          <w:b/>
+          <w:bCs/>
+          <w:sz w:val="20"/>
+          <w:szCs w:val="20"/>
+        </w:rPr>
+        <w:t>);</w:t>
+      </w:r>
+    </w:p>
+    <w:p>
+      <w:pPr>
+        <w:pStyle w:val="ListParagraph"/>
+        <w:ind w:left="284"/>
+        <w:rPr>
+          <w:b/>
+          <w:bCs/>
+          <w:sz w:val="20"/>
+          <w:szCs w:val="20"/>
+        </w:rPr>
+      </w:pPr>
+      <w:proofErr w:type="spellStart"/>
+      <w:proofErr w:type="gramStart"/>
+      <w:r>
+        <w:rPr>
+          <w:b/>
+          <w:bCs/>
+          <w:sz w:val="20"/>
+          <w:szCs w:val="20"/>
+        </w:rPr>
+        <w:t>list.add</w:t>
+      </w:r>
+      <w:proofErr w:type="spellEnd"/>
+      <w:r>
+        <w:rPr>
+          <w:b/>
+          <w:bCs/>
+          <w:sz w:val="20"/>
+          <w:szCs w:val="20"/>
+        </w:rPr>
+        <w:t>(</w:t>
+      </w:r>
+      <w:proofErr w:type="gramEnd"/>
+      <w:r>
+        <w:rPr>
+          <w:b/>
+          <w:bCs/>
+          <w:sz w:val="20"/>
+          <w:szCs w:val="20"/>
+        </w:rPr>
+        <w:t>10); // Autoboxing converts int to Integer</w:t>
+      </w:r>
+    </w:p>
+    <w:p>
+      <w:pPr>
+        <w:pStyle w:val="ListParagraph"/>
+        <w:numPr>
+          <w:ilvl w:val="0"/>
+          <w:numId w:val="4"/>
+        </w:numPr>
+        <w:rPr>
+          <w:sz w:val="20"/>
+          <w:szCs w:val="20"/>
+        </w:rPr>
+      </w:pPr>
+      <w:r>
+        <w:rPr>
+          <w:sz w:val="20"/>
+          <w:szCs w:val="20"/>
+        </w:rPr>
+        <w:lastRenderedPageBreak/>
+        <w:t>Some methods, especially those in Java's standard library, require objects as arguments rather than primitives.</w:t>
+      </w:r>
+    </w:p>
+    <w:p>
+      <w:pPr>
+        <w:pStyle w:val="ListParagraph"/>
+        <w:numPr>
+          <w:ilvl w:val="0"/>
+          <w:numId w:val="4"/>
+        </w:numPr>
+        <w:rPr>
+          <w:sz w:val="20"/>
+          <w:szCs w:val="20"/>
+        </w:rPr>
+      </w:pPr>
+      <w:r>
+        <w:rPr>
+          <w:sz w:val="20"/>
+          <w:szCs w:val="20"/>
+        </w:rPr>
+        <w:t>Wrapper classes provide useful utility methods for converting between strings and numeric values, comparing values, and more.</w:t>
+      </w:r>
+      <w:r>
+        <w:rPr>
+          <w:sz w:val="20"/>
+          <w:szCs w:val="20"/>
+        </w:rPr>
+        <w:t xml:space="preserve"> </w:t>
+      </w:r>
+    </w:p>
+    <w:p>
+      <w:pPr>
+        <w:pStyle w:val="ListParagraph"/>
+        <w:ind w:left="644"/>
+        <w:rPr>
+          <w:b/>
+          <w:bCs/>
+          <w:sz w:val="20"/>
+          <w:szCs w:val="20"/>
+        </w:rPr>
+      </w:pPr>
+      <w:r>
+        <w:rPr>
+          <w:b/>
+          <w:bCs/>
+          <w:sz w:val="20"/>
+          <w:szCs w:val="20"/>
+        </w:rPr>
+        <w:t xml:space="preserve">int </w:t>
+      </w:r>
+      <w:proofErr w:type="spellStart"/>
+      <w:r>
+        <w:rPr>
+          <w:b/>
+          <w:bCs/>
+          <w:sz w:val="20"/>
+          <w:szCs w:val="20"/>
+        </w:rPr>
+        <w:t>num</w:t>
+      </w:r>
+      <w:proofErr w:type="spellEnd"/>
+      <w:r>
+        <w:rPr>
+          <w:b/>
+          <w:bCs/>
+          <w:sz w:val="20"/>
+          <w:szCs w:val="20"/>
+        </w:rPr>
+        <w:t xml:space="preserve"> = </w:t>
+      </w:r>
+      <w:proofErr w:type="spellStart"/>
+      <w:r>
+        <w:rPr>
+          <w:b/>
+          <w:bCs/>
+          <w:sz w:val="20"/>
+          <w:szCs w:val="20"/>
+        </w:rPr>
+        <w:t>Integer.parseInt</w:t>
+      </w:r>
+      <w:proofErr w:type="spellEnd"/>
+      <w:r>
+        <w:rPr>
+          <w:b/>
+          <w:bCs/>
+          <w:sz w:val="20"/>
+          <w:szCs w:val="20"/>
+        </w:rPr>
+        <w:t>("123");</w:t>
+      </w:r>
+      <w:r>
+        <w:rPr>
+          <w:b/>
+          <w:bCs/>
+          <w:sz w:val="20"/>
+          <w:szCs w:val="20"/>
+        </w:rPr>
+        <w:t xml:space="preserve"> </w:t>
+      </w:r>
+    </w:p>
+    <w:p>
+      <w:pPr>
+        <w:pStyle w:val="ListParagraph"/>
+        <w:ind w:left="644"/>
+        <w:rPr>
+          <w:sz w:val="20"/>
+          <w:szCs w:val="20"/>
+        </w:rPr>
+      </w:pPr>
+      <w:r>
+        <w:rPr>
+          <w:b/>
+          <w:bCs/>
+          <w:sz w:val="20"/>
+          <w:szCs w:val="20"/>
+        </w:rPr>
+        <w:t xml:space="preserve">String str = </w:t>
+      </w:r>
+      <w:proofErr w:type="spellStart"/>
+      <w:r>
+        <w:rPr>
+          <w:b/>
+          <w:bCs/>
+          <w:sz w:val="20"/>
+          <w:szCs w:val="20"/>
+        </w:rPr>
+        <w:t>Integer.toString</w:t>
+      </w:r>
+      <w:proofErr w:type="spellEnd"/>
+      <w:r>
+        <w:rPr>
+          <w:b/>
+          <w:bCs/>
+          <w:sz w:val="20"/>
+          <w:szCs w:val="20"/>
+        </w:rPr>
+        <w:t>(456);</w:t>
+      </w:r>
+    </w:p>
+    <w:p>
+      <w:pPr>
+        <w:pStyle w:val="ListParagraph"/>
+        <w:numPr>
+          <w:ilvl w:val="0"/>
+          <w:numId w:val="4"/>
+        </w:numPr>
+        <w:spacing w:after="0"/>
+        <w:rPr>
+          <w:sz w:val="20"/>
+          <w:szCs w:val="20"/>
+        </w:rPr>
+      </w:pPr>
+      <w:r>
+        <w:rPr>
+          <w:sz w:val="20"/>
+          <w:szCs w:val="20"/>
+        </w:rPr>
+        <w:t>you may need to specify a default value when working with generics</w:t>
+      </w:r>
+      <w:r>
+        <w:rPr>
+          <w:sz w:val="20"/>
+          <w:szCs w:val="20"/>
+        </w:rPr>
+        <w:t>. Wrapper classes can help here.</w:t>
+      </w:r>
+    </w:p>
+    <w:p>
+      <w:pPr>
+        <w:pStyle w:val="ListParagraph"/>
+        <w:spacing w:after="0"/>
+        <w:ind w:left="644"/>
+        <w:rPr>
+          <w:b/>
+          <w:bCs/>
+          <w:sz w:val="20"/>
+          <w:szCs w:val="20"/>
+        </w:rPr>
+      </w:pPr>
+      <w:r>
+        <w:rPr>
+          <w:b/>
+          <w:bCs/>
+          <w:sz w:val="20"/>
+          <w:szCs w:val="20"/>
+        </w:rPr>
+        <w:t xml:space="preserve">List&lt;Integer&gt; numbers = new </w:t>
+      </w:r>
+      <w:proofErr w:type="spellStart"/>
+      <w:r>
+        <w:rPr>
+          <w:b/>
+          <w:bCs/>
+          <w:sz w:val="20"/>
+          <w:szCs w:val="20"/>
+        </w:rPr>
+        <w:t>ArrayList</w:t>
+      </w:r>
+      <w:proofErr w:type="spellEnd"/>
+      <w:r>
+        <w:rPr>
+          <w:b/>
+          <w:bCs/>
+          <w:sz w:val="20"/>
+          <w:szCs w:val="20"/>
+        </w:rPr>
+        <w:t>&lt;</w:t>
+      </w:r>
+      <w:proofErr w:type="gramStart"/>
+      <w:r>
+        <w:rPr>
+          <w:b/>
+          <w:bCs/>
+          <w:sz w:val="20"/>
+          <w:szCs w:val="20"/>
+        </w:rPr>
+        <w:t>&gt;(</w:t>
+      </w:r>
+      <w:proofErr w:type="gramEnd"/>
+      <w:r>
+        <w:rPr>
+          <w:b/>
+          <w:bCs/>
+          <w:sz w:val="20"/>
+          <w:szCs w:val="20"/>
+        </w:rPr>
+        <w:t xml:space="preserve">); </w:t>
+      </w:r>
+    </w:p>
+    <w:p>
+      <w:pPr>
+        <w:pStyle w:val="ListParagraph"/>
+        <w:spacing w:after="0"/>
+        <w:ind w:left="644"/>
+        <w:rPr>
+          <w:b/>
+          <w:bCs/>
+          <w:sz w:val="20"/>
+          <w:szCs w:val="20"/>
+        </w:rPr>
+      </w:pPr>
+      <w:r>
+        <w:rPr>
+          <w:b/>
+          <w:bCs/>
+          <w:sz w:val="20"/>
+          <w:szCs w:val="20"/>
+        </w:rPr>
+        <w:t xml:space="preserve">Integer </w:t>
+      </w:r>
+      <w:proofErr w:type="spellStart"/>
+      <w:r>
+        <w:rPr>
+          <w:b/>
+          <w:bCs/>
+          <w:sz w:val="20"/>
+          <w:szCs w:val="20"/>
+        </w:rPr>
+        <w:t>defaultValue</w:t>
+      </w:r>
+      <w:proofErr w:type="spellEnd"/>
+      <w:r>
+        <w:rPr>
+          <w:b/>
+          <w:bCs/>
+          <w:sz w:val="20"/>
+          <w:szCs w:val="20"/>
+        </w:rPr>
+        <w:t xml:space="preserve"> = 0; // Cannot use </w:t>
+      </w:r>
+      <w:proofErr w:type="gramStart"/>
+      <w:r>
+        <w:rPr>
+          <w:b/>
+          <w:bCs/>
+          <w:sz w:val="20"/>
+          <w:szCs w:val="20"/>
+        </w:rPr>
+        <w:t>int here</w:t>
+      </w:r>
+      <w:proofErr w:type="gramEnd"/>
+    </w:p>
+    <w:p>
+      <w:pPr>
+        <w:pStyle w:val="ListParagraph"/>
+        <w:numPr>
+          <w:ilvl w:val="0"/>
+          <w:numId w:val="4"/>
+        </w:numPr>
+        <w:spacing w:after="0"/>
+        <w:rPr>
+          <w:sz w:val="20"/>
+          <w:szCs w:val="20"/>
+        </w:rPr>
+      </w:pPr>
+      <w:r>
+        <w:rPr>
+          <w:sz w:val="20"/>
+          <w:szCs w:val="20"/>
+        </w:rPr>
+        <w:t>Wrapper classes can hold null values, which can be useful in scenarios where a value is optional or uninitialized. Primitive types cannot hold null</w:t>
+      </w:r>
+      <w:r>
+        <w:rPr>
+          <w:sz w:val="20"/>
+          <w:szCs w:val="20"/>
+        </w:rPr>
+        <w:t>.</w:t>
+      </w:r>
+    </w:p>
+    <w:p>
+      <w:pPr>
+        <w:pStyle w:val="ListParagraph"/>
+        <w:spacing w:after="0"/>
+        <w:ind w:left="644"/>
+        <w:rPr>
+          <w:b/>
+          <w:bCs/>
+          <w:sz w:val="20"/>
+          <w:szCs w:val="20"/>
+        </w:rPr>
+      </w:pPr>
+    </w:p>
+    <w:p>
+      <w:pPr>
+        <w:pStyle w:val="ListParagraph"/>
+        <w:numPr>
+          <w:ilvl w:val="0"/>
+          <w:numId w:val="2"/>
+        </w:numPr>
+        <w:ind w:left="284" w:firstLine="0"/>
+        <w:rPr>
+          <w:b/>
+          <w:bCs/>
+          <w:sz w:val="24"/>
+          <w:szCs w:val="24"/>
+          <w:u w:val="single"/>
+        </w:rPr>
+      </w:pPr>
+      <w:r>
+        <w:rPr>
+          <w:b/>
+          <w:bCs/>
+          <w:sz w:val="24"/>
+          <w:szCs w:val="24"/>
+        </w:rPr>
+        <w:t>Wrapper Classes</w:t>
+      </w:r>
+      <w:r>
+        <w:rPr>
+          <w:b/>
+          <w:bCs/>
+          <w:sz w:val="24"/>
+          <w:szCs w:val="24"/>
+        </w:rPr>
+        <w:t>:</w:t>
+      </w:r>
+    </w:p>
+    <w:p>
+      <w:pPr>
+        <w:pStyle w:val="ListParagraph"/>
+        <w:spacing w:after="0"/>
+        <w:ind w:left="644"/>
+        <w:rPr>
+          <w:sz w:val="20"/>
+          <w:szCs w:val="20"/>
+        </w:rPr>
+      </w:pPr>
+      <w:r>
+        <w:rPr>
+          <w:sz w:val="20"/>
+          <w:szCs w:val="20"/>
+        </w:rPr>
+        <w:t>Autoboxing and unboxing are the automatic conversion processes between primitive types and their corresponding wrapper classes.</w:t>
+      </w:r>
+      <w:r>
+        <w:rPr>
+          <w:sz w:val="20"/>
+          <w:szCs w:val="20"/>
+        </w:rPr>
+        <w:t xml:space="preserve"> </w:t>
+      </w:r>
+      <w:r>
+        <w:rPr>
+          <w:sz w:val="20"/>
+          <w:szCs w:val="20"/>
+        </w:rPr>
+        <w:t>Autoboxing: Converting a primitive type to its corresponding wrapper class object automatically.</w:t>
+      </w:r>
+      <w:r>
+        <w:rPr>
+          <w:sz w:val="20"/>
+          <w:szCs w:val="20"/>
+        </w:rPr>
+        <w:t xml:space="preserve"> </w:t>
+      </w:r>
+      <w:r>
+        <w:rPr>
+          <w:sz w:val="20"/>
+          <w:szCs w:val="20"/>
+        </w:rPr>
+        <w:t>Unboxing: Converting a wrapper class object back to its corresponding primitive type automatically.</w:t>
+      </w:r>
+    </w:p>
+    <w:p>
+      <w:pPr>
+        <w:pStyle w:val="ListParagraph"/>
+        <w:spacing w:after="0"/>
+        <w:ind w:left="644"/>
+        <w:rPr>
+          <w:b/>
+          <w:bCs/>
+          <w:sz w:val="20"/>
+          <w:szCs w:val="20"/>
+        </w:rPr>
+      </w:pPr>
+      <w:r>
+        <w:rPr>
+          <w:b/>
+          <w:bCs/>
+          <w:sz w:val="20"/>
+          <w:szCs w:val="20"/>
+        </w:rPr>
+        <w:t xml:space="preserve">List&lt;Integer&gt; list = new </w:t>
+      </w:r>
+      <w:proofErr w:type="spellStart"/>
+      <w:r>
+        <w:rPr>
+          <w:b/>
+          <w:bCs/>
+          <w:sz w:val="20"/>
+          <w:szCs w:val="20"/>
+        </w:rPr>
+        <w:t>ArrayList</w:t>
+      </w:r>
+      <w:proofErr w:type="spellEnd"/>
+      <w:r>
+        <w:rPr>
+          <w:b/>
+          <w:bCs/>
+          <w:sz w:val="20"/>
+          <w:szCs w:val="20"/>
+        </w:rPr>
+        <w:t>&lt;</w:t>
+      </w:r>
+      <w:proofErr w:type="gramStart"/>
+      <w:r>
+        <w:rPr>
+          <w:b/>
+          <w:bCs/>
+          <w:sz w:val="20"/>
+          <w:szCs w:val="20"/>
+        </w:rPr>
+        <w:t>&gt;(</w:t>
+      </w:r>
+      <w:proofErr w:type="gramEnd"/>
+      <w:r>
+        <w:rPr>
+          <w:b/>
+          <w:bCs/>
+          <w:sz w:val="20"/>
+          <w:szCs w:val="20"/>
+        </w:rPr>
+        <w:t>);</w:t>
+      </w:r>
+    </w:p>
+    <w:p>
+      <w:pPr>
+        <w:pStyle w:val="ListParagraph"/>
+        <w:spacing w:after="0"/>
+        <w:ind w:left="644"/>
+        <w:rPr>
+          <w:b/>
+          <w:bCs/>
+          <w:sz w:val="20"/>
+          <w:szCs w:val="20"/>
+        </w:rPr>
+      </w:pPr>
+      <w:proofErr w:type="spellStart"/>
+      <w:proofErr w:type="gramStart"/>
+      <w:r>
+        <w:rPr>
+          <w:b/>
+          <w:bCs/>
+          <w:sz w:val="20"/>
+          <w:szCs w:val="20"/>
+        </w:rPr>
+        <w:t>list.add</w:t>
+      </w:r>
+      <w:proofErr w:type="spellEnd"/>
+      <w:r>
+        <w:rPr>
+          <w:b/>
+          <w:bCs/>
+          <w:sz w:val="20"/>
+          <w:szCs w:val="20"/>
+        </w:rPr>
+        <w:t>(</w:t>
+      </w:r>
+      <w:proofErr w:type="gramEnd"/>
+      <w:r>
+        <w:rPr>
+          <w:b/>
+          <w:bCs/>
+          <w:sz w:val="20"/>
+          <w:szCs w:val="20"/>
+        </w:rPr>
+        <w:t xml:space="preserve">10); // Autoboxing: int 10 is automatically converted to </w:t>
+      </w:r>
+      <w:proofErr w:type="spellStart"/>
+      <w:r>
+        <w:rPr>
+          <w:b/>
+          <w:bCs/>
+          <w:sz w:val="20"/>
+          <w:szCs w:val="20"/>
+        </w:rPr>
+        <w:t>Integer.valueOf</w:t>
+      </w:r>
+      <w:proofErr w:type="spellEnd"/>
+      <w:r>
+        <w:rPr>
+          <w:b/>
+          <w:bCs/>
+          <w:sz w:val="20"/>
+          <w:szCs w:val="20"/>
+        </w:rPr>
+        <w:t>(10)</w:t>
+      </w:r>
+    </w:p>
+    <w:p>
+      <w:pPr>
+        <w:pStyle w:val="ListParagraph"/>
+        <w:spacing w:after="0"/>
+        <w:ind w:left="644"/>
+        <w:rPr>
+          <w:b/>
+          <w:bCs/>
+          <w:sz w:val="20"/>
+          <w:szCs w:val="20"/>
+        </w:rPr>
+      </w:pPr>
+      <w:proofErr w:type="spellStart"/>
+      <w:proofErr w:type="gramStart"/>
+      <w:r>
+        <w:rPr>
+          <w:b/>
+          <w:bCs/>
+          <w:sz w:val="20"/>
+          <w:szCs w:val="20"/>
+        </w:rPr>
+        <w:t>list.add</w:t>
+      </w:r>
+      <w:proofErr w:type="spellEnd"/>
+      <w:r>
+        <w:rPr>
+          <w:b/>
+          <w:bCs/>
+          <w:sz w:val="20"/>
+          <w:szCs w:val="20"/>
+        </w:rPr>
+        <w:t>(</w:t>
+      </w:r>
+      <w:proofErr w:type="gramEnd"/>
+      <w:r>
+        <w:rPr>
+          <w:b/>
+          <w:bCs/>
+          <w:sz w:val="20"/>
+          <w:szCs w:val="20"/>
+        </w:rPr>
+        <w:t xml:space="preserve">20); // Autoboxing: int 20 is automatically converted to </w:t>
+      </w:r>
+      <w:proofErr w:type="spellStart"/>
+      <w:r>
+        <w:rPr>
+          <w:b/>
+          <w:bCs/>
+          <w:sz w:val="20"/>
+          <w:szCs w:val="20"/>
+        </w:rPr>
+        <w:t>Integer.valueOf</w:t>
+      </w:r>
+      <w:proofErr w:type="spellEnd"/>
+      <w:r>
+        <w:rPr>
+          <w:b/>
+          <w:bCs/>
+          <w:sz w:val="20"/>
+          <w:szCs w:val="20"/>
+        </w:rPr>
+        <w:t>(20)</w:t>
+      </w:r>
+    </w:p>
+    <w:p>
+      <w:pPr>
+        <w:pStyle w:val="ListParagraph"/>
+        <w:spacing w:after="0"/>
+        <w:ind w:left="644"/>
+        <w:rPr>
+          <w:b/>
+          <w:bCs/>
+          <w:sz w:val="20"/>
+          <w:szCs w:val="20"/>
+        </w:rPr>
+      </w:pPr>
+      <w:r>
+        <w:rPr>
+          <w:b/>
+          <w:bCs/>
+          <w:sz w:val="20"/>
+          <w:szCs w:val="20"/>
+        </w:rPr>
+        <w:t xml:space="preserve">Integer </w:t>
+      </w:r>
+      <w:proofErr w:type="spellStart"/>
+      <w:r>
+        <w:rPr>
+          <w:b/>
+          <w:bCs/>
+          <w:sz w:val="20"/>
+          <w:szCs w:val="20"/>
+        </w:rPr>
+        <w:t>intObject</w:t>
+      </w:r>
+      <w:proofErr w:type="spellEnd"/>
+      <w:r>
+        <w:rPr>
+          <w:b/>
+          <w:bCs/>
+          <w:sz w:val="20"/>
+          <w:szCs w:val="20"/>
+        </w:rPr>
+        <w:t xml:space="preserve"> = </w:t>
+      </w:r>
+      <w:proofErr w:type="spellStart"/>
+      <w:r>
+        <w:rPr>
+          <w:b/>
+          <w:bCs/>
+          <w:sz w:val="20"/>
+          <w:szCs w:val="20"/>
+        </w:rPr>
+        <w:t>Integer.valueOf</w:t>
+      </w:r>
+      <w:proofErr w:type="spellEnd"/>
+      <w:r>
+        <w:rPr>
+          <w:b/>
+          <w:bCs/>
+          <w:sz w:val="20"/>
+          <w:szCs w:val="20"/>
+        </w:rPr>
+        <w:t>(100);</w:t>
+      </w:r>
+    </w:p>
+    <w:p>
+      <w:pPr>
+        <w:pStyle w:val="ListParagraph"/>
+        <w:spacing w:after="0"/>
+        <w:ind w:left="644"/>
+        <w:rPr>
+          <w:b/>
+          <w:bCs/>
+          <w:sz w:val="20"/>
+          <w:szCs w:val="20"/>
+        </w:rPr>
+      </w:pPr>
+      <w:r>
+        <w:rPr>
+          <w:b/>
+          <w:bCs/>
+          <w:sz w:val="20"/>
+          <w:szCs w:val="20"/>
+        </w:rPr>
+        <w:t xml:space="preserve">int </w:t>
+      </w:r>
+      <w:proofErr w:type="spellStart"/>
+      <w:r>
+        <w:rPr>
+          <w:b/>
+          <w:bCs/>
+          <w:sz w:val="20"/>
+          <w:szCs w:val="20"/>
+        </w:rPr>
+        <w:t>num</w:t>
+      </w:r>
+      <w:proofErr w:type="spellEnd"/>
+      <w:r>
+        <w:rPr>
+          <w:b/>
+          <w:bCs/>
+          <w:sz w:val="20"/>
+          <w:szCs w:val="20"/>
+        </w:rPr>
+        <w:t xml:space="preserve"> = </w:t>
+      </w:r>
+      <w:proofErr w:type="spellStart"/>
+      <w:r>
+        <w:rPr>
+          <w:b/>
+          <w:bCs/>
+          <w:sz w:val="20"/>
+          <w:szCs w:val="20"/>
+        </w:rPr>
+        <w:t>intObject</w:t>
+      </w:r>
+      <w:proofErr w:type="spellEnd"/>
+      <w:r>
+        <w:rPr>
+          <w:b/>
+          <w:bCs/>
+          <w:sz w:val="20"/>
+          <w:szCs w:val="20"/>
+        </w:rPr>
+        <w:t xml:space="preserve">; // Unboxing: Integer </w:t>
+      </w:r>
+      <w:proofErr w:type="spellStart"/>
+      <w:r>
+        <w:rPr>
+          <w:b/>
+          <w:bCs/>
+          <w:sz w:val="20"/>
+          <w:szCs w:val="20"/>
+        </w:rPr>
+        <w:t>intObject</w:t>
+      </w:r>
+      <w:proofErr w:type="spellEnd"/>
+      <w:r>
+        <w:rPr>
+          <w:b/>
+          <w:bCs/>
+          <w:sz w:val="20"/>
+          <w:szCs w:val="20"/>
+        </w:rPr>
+        <w:t xml:space="preserve"> is automatically converted to int</w:t>
+      </w:r>
+    </w:p>
+    <w:p>
+      <w:pPr>
+        <w:pStyle w:val="ListParagraph"/>
+        <w:ind w:left="0"/>
+        <w:rPr>
+          <w:sz w:val="24"/>
+          <w:szCs w:val="24"/>
+          <w:u w:val="single"/>
+        </w:rPr>
+      </w:pPr>
     </w:p>
     <w:sectPr>
       <w:pgSz w:w="11906" w:h="16838"/>
@@ -2471,9 +3523,98 @@
     </w:lvl>
   </w:abstractNum>
   <w:abstractNum w:abstractNumId="1" w15:restartNumberingAfterBreak="0">
+    <w:nsid w:val="6414305F"/>
+    <w:multiLevelType w:val="hybridMultilevel"/>
+    <w:tmpl w:val="01EC113C"/>
+    <w:lvl w:ilvl="0" w:tplc="372CE432">
+      <w:start w:val="1"/>
+      <w:numFmt w:val="decimal"/>
+      <w:lvlText w:val="%1."/>
+      <w:lvlJc w:val="left"/>
+      <w:pPr>
+        <w:ind w:left="644" w:hanging="360"/>
+      </w:pPr>
+      <w:rPr>
+        <w:rFonts w:hint="default"/>
+      </w:rPr>
+    </w:lvl>
+    <w:lvl w:ilvl="1" w:tplc="40090019" w:tentative="1">
+      <w:start w:val="1"/>
+      <w:numFmt w:val="lowerLetter"/>
+      <w:lvlText w:val="%2."/>
+      <w:lvlJc w:val="left"/>
+      <w:pPr>
+        <w:ind w:left="1364" w:hanging="360"/>
+      </w:pPr>
+    </w:lvl>
+    <w:lvl w:ilvl="2" w:tplc="4009001B" w:tentative="1">
+      <w:start w:val="1"/>
+      <w:numFmt w:val="lowerRoman"/>
+      <w:lvlText w:val="%3."/>
+      <w:lvlJc w:val="right"/>
+      <w:pPr>
+        <w:ind w:left="2084" w:hanging="180"/>
+      </w:pPr>
+    </w:lvl>
+    <w:lvl w:ilvl="3" w:tplc="4009000F" w:tentative="1">
+      <w:start w:val="1"/>
+      <w:numFmt w:val="decimal"/>
+      <w:lvlText w:val="%4."/>
+      <w:lvlJc w:val="left"/>
+      <w:pPr>
+        <w:ind w:left="2804" w:hanging="360"/>
+      </w:pPr>
+    </w:lvl>
+    <w:lvl w:ilvl="4" w:tplc="40090019" w:tentative="1">
+      <w:start w:val="1"/>
+      <w:numFmt w:val="lowerLetter"/>
+      <w:lvlText w:val="%5."/>
+      <w:lvlJc w:val="left"/>
+      <w:pPr>
+        <w:ind w:left="3524" w:hanging="360"/>
+      </w:pPr>
+    </w:lvl>
+    <w:lvl w:ilvl="5" w:tplc="4009001B" w:tentative="1">
+      <w:start w:val="1"/>
+      <w:numFmt w:val="lowerRoman"/>
+      <w:lvlText w:val="%6."/>
+      <w:lvlJc w:val="right"/>
+      <w:pPr>
+        <w:ind w:left="4244" w:hanging="180"/>
+      </w:pPr>
+    </w:lvl>
+    <w:lvl w:ilvl="6" w:tplc="4009000F" w:tentative="1">
+      <w:start w:val="1"/>
+      <w:numFmt w:val="decimal"/>
+      <w:lvlText w:val="%7."/>
+      <w:lvlJc w:val="left"/>
+      <w:pPr>
+        <w:ind w:left="4964" w:hanging="360"/>
+      </w:pPr>
+    </w:lvl>
+    <w:lvl w:ilvl="7" w:tplc="40090019" w:tentative="1">
+      <w:start w:val="1"/>
+      <w:numFmt w:val="lowerLetter"/>
+      <w:lvlText w:val="%8."/>
+      <w:lvlJc w:val="left"/>
+      <w:pPr>
+        <w:ind w:left="5684" w:hanging="360"/>
+      </w:pPr>
+    </w:lvl>
+    <w:lvl w:ilvl="8" w:tplc="4009001B" w:tentative="1">
+      <w:start w:val="1"/>
+      <w:numFmt w:val="lowerRoman"/>
+      <w:lvlText w:val="%9."/>
+      <w:lvlJc w:val="right"/>
+      <w:pPr>
+        <w:ind w:left="6404" w:hanging="180"/>
+      </w:pPr>
+    </w:lvl>
+  </w:abstractNum>
+  <w:abstractNum w:abstractNumId="2" w15:restartNumberingAfterBreak="0">
     <w:nsid w:val="6B915D23"/>
     <w:multiLevelType w:val="hybridMultilevel"/>
-    <w:tmpl w:val="8ACE8442"/>
+    <w:tmpl w:val="E52ED588"/>
     <w:lvl w:ilvl="0" w:tplc="40090001">
       <w:start w:val="1"/>
       <w:numFmt w:val="bullet"/>
@@ -2510,7 +3651,7 @@
         <w:rFonts w:ascii="Wingdings" w:hAnsi="Wingdings" w:hint="default"/>
       </w:rPr>
     </w:lvl>
-    <w:lvl w:ilvl="3" w:tplc="40090001" w:tentative="1">
+    <w:lvl w:ilvl="3" w:tplc="40090001">
       <w:start w:val="1"/>
       <w:numFmt w:val="bullet"/>
       <w:lvlText w:val=""/>
@@ -2583,7 +3724,7 @@
       </w:rPr>
     </w:lvl>
   </w:abstractNum>
-  <w:abstractNum w:abstractNumId="2" w15:restartNumberingAfterBreak="0">
+  <w:abstractNum w:abstractNumId="3" w15:restartNumberingAfterBreak="0">
     <w:nsid w:val="7CF357B9"/>
     <w:multiLevelType w:val="hybridMultilevel"/>
     <w:tmpl w:val="4C18B67E"/>
@@ -2697,13 +3838,16 @@
     </w:lvl>
   </w:abstractNum>
   <w:num w:numId="1" w16cid:durableId="447772199">
-    <w:abstractNumId w:val="2"/>
+    <w:abstractNumId w:val="3"/>
   </w:num>
   <w:num w:numId="2" w16cid:durableId="1047603308">
-    <w:abstractNumId w:val="1"/>
+    <w:abstractNumId w:val="2"/>
   </w:num>
   <w:num w:numId="3" w16cid:durableId="1302999795">
     <w:abstractNumId w:val="0"/>
+  </w:num>
+  <w:num w:numId="4" w16cid:durableId="1538346606">
+    <w:abstractNumId w:val="1"/>
   </w:num>
 </w:numbering>
 </file>
@@ -3112,7 +4256,6 @@
   <w:style w:type="character" w:default="1" w:styleId="DefaultParagraphFont">
     <w:name w:val="Default Paragraph Font"/>
     <w:uiPriority w:val="1"/>
-    <w:semiHidden/>
     <w:unhideWhenUsed/>
   </w:style>
   <w:style w:type="table" w:default="1" w:styleId="TableNormal">

--- a/Algorithms-1/Java Notes.docx
+++ b/Algorithms-1/Java Notes.docx
@@ -136,88 +136,28 @@
           <w:sz w:val="20"/>
           <w:szCs w:val="20"/>
         </w:rPr>
-        <w:t xml:space="preserve">public class </w:t>
-      </w:r>
-      <w:proofErr w:type="spellStart"/>
-      <w:r>
-        <w:rPr>
-          <w:b/>
-          <w:bCs/>
-          <w:sz w:val="20"/>
-          <w:szCs w:val="20"/>
-        </w:rPr>
-        <w:t>MyClass</w:t>
-      </w:r>
-      <w:proofErr w:type="spellEnd"/>
-      <w:r>
-        <w:rPr>
-          <w:b/>
-          <w:bCs/>
-          <w:sz w:val="20"/>
-          <w:szCs w:val="20"/>
-        </w:rPr>
-        <w:t xml:space="preserve"> {</w:t>
-      </w:r>
-    </w:p>
-    <w:p>
-      <w:pPr>
-        <w:pStyle w:val="ListParagraph"/>
-        <w:ind w:left="284"/>
-        <w:rPr>
-          <w:b/>
-          <w:bCs/>
-          <w:sz w:val="20"/>
-          <w:szCs w:val="20"/>
-        </w:rPr>
-      </w:pPr>
-      <w:r>
-        <w:rPr>
-          <w:b/>
-          <w:bCs/>
-          <w:sz w:val="20"/>
-          <w:szCs w:val="20"/>
-        </w:rPr>
-        <w:t xml:space="preserve">    public static void </w:t>
-      </w:r>
-      <w:proofErr w:type="gramStart"/>
-      <w:r>
-        <w:rPr>
-          <w:b/>
-          <w:bCs/>
-          <w:sz w:val="20"/>
-          <w:szCs w:val="20"/>
-        </w:rPr>
-        <w:t>main(</w:t>
-      </w:r>
-      <w:proofErr w:type="gramEnd"/>
-      <w:r>
-        <w:rPr>
-          <w:b/>
-          <w:bCs/>
-          <w:sz w:val="20"/>
-          <w:szCs w:val="20"/>
-        </w:rPr>
-        <w:t xml:space="preserve">String[] </w:t>
-      </w:r>
-      <w:proofErr w:type="spellStart"/>
-      <w:r>
-        <w:rPr>
-          <w:b/>
-          <w:bCs/>
-          <w:sz w:val="20"/>
-          <w:szCs w:val="20"/>
-        </w:rPr>
-        <w:t>args</w:t>
-      </w:r>
-      <w:proofErr w:type="spellEnd"/>
-      <w:r>
-        <w:rPr>
-          <w:b/>
-          <w:bCs/>
-          <w:sz w:val="20"/>
-          <w:szCs w:val="20"/>
-        </w:rPr>
-        <w:t>) {</w:t>
+        <w:t>public class MyClass {</w:t>
+      </w:r>
+    </w:p>
+    <w:p>
+      <w:pPr>
+        <w:pStyle w:val="ListParagraph"/>
+        <w:ind w:left="284"/>
+        <w:rPr>
+          <w:b/>
+          <w:bCs/>
+          <w:sz w:val="20"/>
+          <w:szCs w:val="20"/>
+        </w:rPr>
+      </w:pPr>
+      <w:r>
+        <w:rPr>
+          <w:b/>
+          <w:bCs/>
+          <w:sz w:val="20"/>
+          <w:szCs w:val="20"/>
+        </w:rPr>
+        <w:t xml:space="preserve">    public static void main(String[] args) {</w:t>
       </w:r>
     </w:p>
     <w:p>
@@ -334,27 +274,7 @@
           <w:sz w:val="20"/>
           <w:szCs w:val="20"/>
         </w:rPr>
-        <w:t xml:space="preserve">        </w:t>
-      </w:r>
-      <w:proofErr w:type="spellStart"/>
-      <w:r>
-        <w:rPr>
-          <w:b/>
-          <w:bCs/>
-          <w:sz w:val="20"/>
-          <w:szCs w:val="20"/>
-        </w:rPr>
-        <w:t>System.out.println</w:t>
-      </w:r>
-      <w:proofErr w:type="spellEnd"/>
-      <w:r>
-        <w:rPr>
-          <w:b/>
-          <w:bCs/>
-          <w:sz w:val="20"/>
-          <w:szCs w:val="20"/>
-        </w:rPr>
-        <w:t>("Method 1 called");</w:t>
+        <w:t xml:space="preserve">        System.out.println("Method 1 called");</w:t>
       </w:r>
     </w:p>
     <w:p>
@@ -429,27 +349,7 @@
           <w:sz w:val="20"/>
           <w:szCs w:val="20"/>
         </w:rPr>
-        <w:t xml:space="preserve">        </w:t>
-      </w:r>
-      <w:proofErr w:type="spellStart"/>
-      <w:r>
-        <w:rPr>
-          <w:b/>
-          <w:bCs/>
-          <w:sz w:val="20"/>
-          <w:szCs w:val="20"/>
-        </w:rPr>
-        <w:t>System.out.println</w:t>
-      </w:r>
-      <w:proofErr w:type="spellEnd"/>
-      <w:r>
-        <w:rPr>
-          <w:b/>
-          <w:bCs/>
-          <w:sz w:val="20"/>
-          <w:szCs w:val="20"/>
-        </w:rPr>
-        <w:t>("Method 2 called");</w:t>
+        <w:t xml:space="preserve">        System.out.println("Method 2 called");</w:t>
       </w:r>
     </w:p>
     <w:p>
@@ -551,88 +451,28 @@
           <w:sz w:val="20"/>
           <w:szCs w:val="20"/>
         </w:rPr>
-        <w:t xml:space="preserve">public class </w:t>
-      </w:r>
-      <w:proofErr w:type="spellStart"/>
-      <w:r>
-        <w:rPr>
-          <w:b/>
-          <w:bCs/>
-          <w:sz w:val="20"/>
-          <w:szCs w:val="20"/>
-        </w:rPr>
-        <w:t>MyClass</w:t>
-      </w:r>
-      <w:proofErr w:type="spellEnd"/>
-      <w:r>
-        <w:rPr>
-          <w:b/>
-          <w:bCs/>
-          <w:sz w:val="20"/>
-          <w:szCs w:val="20"/>
-        </w:rPr>
-        <w:t xml:space="preserve"> {</w:t>
-      </w:r>
-    </w:p>
-    <w:p>
-      <w:pPr>
-        <w:pStyle w:val="ListParagraph"/>
-        <w:ind w:left="284"/>
-        <w:rPr>
-          <w:b/>
-          <w:bCs/>
-          <w:sz w:val="20"/>
-          <w:szCs w:val="20"/>
-        </w:rPr>
-      </w:pPr>
-      <w:r>
-        <w:rPr>
-          <w:b/>
-          <w:bCs/>
-          <w:sz w:val="20"/>
-          <w:szCs w:val="20"/>
-        </w:rPr>
-        <w:t xml:space="preserve">    public static void </w:t>
-      </w:r>
-      <w:proofErr w:type="gramStart"/>
-      <w:r>
-        <w:rPr>
-          <w:b/>
-          <w:bCs/>
-          <w:sz w:val="20"/>
-          <w:szCs w:val="20"/>
-        </w:rPr>
-        <w:t>main(</w:t>
-      </w:r>
-      <w:proofErr w:type="gramEnd"/>
-      <w:r>
-        <w:rPr>
-          <w:b/>
-          <w:bCs/>
-          <w:sz w:val="20"/>
-          <w:szCs w:val="20"/>
-        </w:rPr>
-        <w:t xml:space="preserve">String[] </w:t>
-      </w:r>
-      <w:proofErr w:type="spellStart"/>
-      <w:r>
-        <w:rPr>
-          <w:b/>
-          <w:bCs/>
-          <w:sz w:val="20"/>
-          <w:szCs w:val="20"/>
-        </w:rPr>
-        <w:t>args</w:t>
-      </w:r>
-      <w:proofErr w:type="spellEnd"/>
-      <w:r>
-        <w:rPr>
-          <w:b/>
-          <w:bCs/>
-          <w:sz w:val="20"/>
-          <w:szCs w:val="20"/>
-        </w:rPr>
-        <w:t>) {</w:t>
+        <w:t>public class MyClass {</w:t>
+      </w:r>
+    </w:p>
+    <w:p>
+      <w:pPr>
+        <w:pStyle w:val="ListParagraph"/>
+        <w:ind w:left="284"/>
+        <w:rPr>
+          <w:b/>
+          <w:bCs/>
+          <w:sz w:val="20"/>
+          <w:szCs w:val="20"/>
+        </w:rPr>
+      </w:pPr>
+      <w:r>
+        <w:rPr>
+          <w:b/>
+          <w:bCs/>
+          <w:sz w:val="20"/>
+          <w:szCs w:val="20"/>
+        </w:rPr>
+        <w:t xml:space="preserve">    public static void main(String[] args) {</w:t>
       </w:r>
     </w:p>
     <w:p>
@@ -749,27 +589,7 @@
           <w:sz w:val="20"/>
           <w:szCs w:val="20"/>
         </w:rPr>
-        <w:t xml:space="preserve">        </w:t>
-      </w:r>
-      <w:proofErr w:type="spellStart"/>
-      <w:r>
-        <w:rPr>
-          <w:b/>
-          <w:bCs/>
-          <w:sz w:val="20"/>
-          <w:szCs w:val="20"/>
-        </w:rPr>
-        <w:t>System.out.println</w:t>
-      </w:r>
-      <w:proofErr w:type="spellEnd"/>
-      <w:r>
-        <w:rPr>
-          <w:b/>
-          <w:bCs/>
-          <w:sz w:val="20"/>
-          <w:szCs w:val="20"/>
-        </w:rPr>
-        <w:t>("Method 1 called");</w:t>
+        <w:t xml:space="preserve">        System.out.println("Method 1 called");</w:t>
       </w:r>
     </w:p>
     <w:p>
@@ -844,27 +664,7 @@
           <w:sz w:val="20"/>
           <w:szCs w:val="20"/>
         </w:rPr>
-        <w:t xml:space="preserve">        </w:t>
-      </w:r>
-      <w:proofErr w:type="spellStart"/>
-      <w:r>
-        <w:rPr>
-          <w:b/>
-          <w:bCs/>
-          <w:sz w:val="20"/>
-          <w:szCs w:val="20"/>
-        </w:rPr>
-        <w:t>System.out.println</w:t>
-      </w:r>
-      <w:proofErr w:type="spellEnd"/>
-      <w:r>
-        <w:rPr>
-          <w:b/>
-          <w:bCs/>
-          <w:sz w:val="20"/>
-          <w:szCs w:val="20"/>
-        </w:rPr>
-        <w:t>("Method 2 called");</w:t>
+        <w:t xml:space="preserve">        System.out.println("Method 2 called");</w:t>
       </w:r>
     </w:p>
     <w:p>
@@ -966,27 +766,7 @@
           <w:sz w:val="20"/>
           <w:szCs w:val="20"/>
         </w:rPr>
-        <w:t xml:space="preserve">public class </w:t>
-      </w:r>
-      <w:proofErr w:type="spellStart"/>
-      <w:r>
-        <w:rPr>
-          <w:b/>
-          <w:bCs/>
-          <w:sz w:val="20"/>
-          <w:szCs w:val="20"/>
-        </w:rPr>
-        <w:t>MyClass</w:t>
-      </w:r>
-      <w:proofErr w:type="spellEnd"/>
-      <w:r>
-        <w:rPr>
-          <w:b/>
-          <w:bCs/>
-          <w:sz w:val="20"/>
-          <w:szCs w:val="20"/>
-        </w:rPr>
-        <w:t xml:space="preserve"> {</w:t>
+        <w:t>public class MyClass {</w:t>
       </w:r>
     </w:p>
     <w:p>
@@ -1028,68 +808,28 @@
           <w:sz w:val="20"/>
           <w:szCs w:val="20"/>
         </w:rPr>
-        <w:t xml:space="preserve">        </w:t>
-      </w:r>
-      <w:proofErr w:type="spellStart"/>
-      <w:r>
-        <w:rPr>
-          <w:b/>
-          <w:bCs/>
-          <w:sz w:val="20"/>
-          <w:szCs w:val="20"/>
-        </w:rPr>
-        <w:t>System.out.println</w:t>
-      </w:r>
-      <w:proofErr w:type="spellEnd"/>
-      <w:r>
-        <w:rPr>
-          <w:b/>
-          <w:bCs/>
-          <w:sz w:val="20"/>
-          <w:szCs w:val="20"/>
-        </w:rPr>
-        <w:t>("Method 1 called");</w:t>
-      </w:r>
-    </w:p>
-    <w:p>
-      <w:pPr>
-        <w:pStyle w:val="ListParagraph"/>
-        <w:ind w:left="284"/>
-        <w:rPr>
-          <w:b/>
-          <w:bCs/>
-          <w:sz w:val="20"/>
-          <w:szCs w:val="20"/>
-        </w:rPr>
-      </w:pPr>
-      <w:r>
-        <w:rPr>
-          <w:b/>
-          <w:bCs/>
-          <w:sz w:val="20"/>
-          <w:szCs w:val="20"/>
-        </w:rPr>
-        <w:t xml:space="preserve">        method2(); // or </w:t>
-      </w:r>
-      <w:proofErr w:type="gramStart"/>
-      <w:r>
-        <w:rPr>
-          <w:b/>
-          <w:bCs/>
-          <w:sz w:val="20"/>
-          <w:szCs w:val="20"/>
-        </w:rPr>
-        <w:t>this.method</w:t>
-      </w:r>
-      <w:proofErr w:type="gramEnd"/>
-      <w:r>
-        <w:rPr>
-          <w:b/>
-          <w:bCs/>
-          <w:sz w:val="20"/>
-          <w:szCs w:val="20"/>
-        </w:rPr>
-        <w:t>2();</w:t>
+        <w:t xml:space="preserve">        System.out.println("Method 1 called");</w:t>
+      </w:r>
+    </w:p>
+    <w:p>
+      <w:pPr>
+        <w:pStyle w:val="ListParagraph"/>
+        <w:ind w:left="284"/>
+        <w:rPr>
+          <w:b/>
+          <w:bCs/>
+          <w:sz w:val="20"/>
+          <w:szCs w:val="20"/>
+        </w:rPr>
+      </w:pPr>
+      <w:r>
+        <w:rPr>
+          <w:b/>
+          <w:bCs/>
+          <w:sz w:val="20"/>
+          <w:szCs w:val="20"/>
+        </w:rPr>
+        <w:t xml:space="preserve">        method2(); // or this.method2();</w:t>
       </w:r>
     </w:p>
     <w:p>
@@ -1165,27 +905,7 @@
           <w:szCs w:val="20"/>
         </w:rPr>
         <w:lastRenderedPageBreak/>
-        <w:t xml:space="preserve">        </w:t>
-      </w:r>
-      <w:proofErr w:type="spellStart"/>
-      <w:r>
-        <w:rPr>
-          <w:b/>
-          <w:bCs/>
-          <w:sz w:val="20"/>
-          <w:szCs w:val="20"/>
-        </w:rPr>
-        <w:t>System.out.println</w:t>
-      </w:r>
-      <w:proofErr w:type="spellEnd"/>
-      <w:r>
-        <w:rPr>
-          <w:b/>
-          <w:bCs/>
-          <w:sz w:val="20"/>
-          <w:szCs w:val="20"/>
-        </w:rPr>
-        <w:t>("Method 2 called");</w:t>
+        <w:t xml:space="preserve">        System.out.println("Method 2 called");</w:t>
       </w:r>
     </w:p>
     <w:p>
@@ -1239,180 +959,49 @@
           <w:sz w:val="20"/>
           <w:szCs w:val="20"/>
         </w:rPr>
-        <w:t xml:space="preserve">    public static void </w:t>
-      </w:r>
-      <w:proofErr w:type="gramStart"/>
-      <w:r>
-        <w:rPr>
-          <w:b/>
-          <w:bCs/>
-          <w:sz w:val="20"/>
-          <w:szCs w:val="20"/>
-        </w:rPr>
-        <w:t>main(</w:t>
-      </w:r>
-      <w:proofErr w:type="gramEnd"/>
-      <w:r>
-        <w:rPr>
-          <w:b/>
-          <w:bCs/>
-          <w:sz w:val="20"/>
-          <w:szCs w:val="20"/>
-        </w:rPr>
-        <w:t xml:space="preserve">String[] </w:t>
-      </w:r>
-      <w:proofErr w:type="spellStart"/>
-      <w:r>
-        <w:rPr>
-          <w:b/>
-          <w:bCs/>
-          <w:sz w:val="20"/>
-          <w:szCs w:val="20"/>
-        </w:rPr>
-        <w:t>args</w:t>
-      </w:r>
-      <w:proofErr w:type="spellEnd"/>
-      <w:r>
-        <w:rPr>
-          <w:b/>
-          <w:bCs/>
-          <w:sz w:val="20"/>
-          <w:szCs w:val="20"/>
-        </w:rPr>
-        <w:t>) {</w:t>
-      </w:r>
-    </w:p>
-    <w:p>
-      <w:pPr>
-        <w:pStyle w:val="ListParagraph"/>
-        <w:ind w:left="284"/>
-        <w:rPr>
-          <w:b/>
-          <w:bCs/>
-          <w:sz w:val="20"/>
-          <w:szCs w:val="20"/>
-        </w:rPr>
-      </w:pPr>
-      <w:r>
-        <w:rPr>
-          <w:b/>
-          <w:bCs/>
-          <w:sz w:val="20"/>
-          <w:szCs w:val="20"/>
-        </w:rPr>
-        <w:t xml:space="preserve">        </w:t>
-      </w:r>
-      <w:proofErr w:type="spellStart"/>
-      <w:r>
-        <w:rPr>
-          <w:b/>
-          <w:bCs/>
-          <w:sz w:val="20"/>
-          <w:szCs w:val="20"/>
-        </w:rPr>
-        <w:t>MyClass</w:t>
-      </w:r>
-      <w:proofErr w:type="spellEnd"/>
-      <w:r>
-        <w:rPr>
-          <w:b/>
-          <w:bCs/>
-          <w:sz w:val="20"/>
-          <w:szCs w:val="20"/>
-        </w:rPr>
-        <w:t xml:space="preserve"> </w:t>
-      </w:r>
-      <w:proofErr w:type="spellStart"/>
-      <w:r>
-        <w:rPr>
-          <w:b/>
-          <w:bCs/>
-          <w:sz w:val="20"/>
-          <w:szCs w:val="20"/>
-        </w:rPr>
-        <w:t>obj</w:t>
-      </w:r>
-      <w:proofErr w:type="spellEnd"/>
-      <w:r>
-        <w:rPr>
-          <w:b/>
-          <w:bCs/>
-          <w:sz w:val="20"/>
-          <w:szCs w:val="20"/>
-        </w:rPr>
-        <w:t xml:space="preserve"> = new </w:t>
-      </w:r>
-      <w:proofErr w:type="spellStart"/>
-      <w:proofErr w:type="gramStart"/>
-      <w:r>
-        <w:rPr>
-          <w:b/>
-          <w:bCs/>
-          <w:sz w:val="20"/>
-          <w:szCs w:val="20"/>
-        </w:rPr>
-        <w:t>MyClass</w:t>
-      </w:r>
-      <w:proofErr w:type="spellEnd"/>
-      <w:r>
-        <w:rPr>
-          <w:b/>
-          <w:bCs/>
-          <w:sz w:val="20"/>
-          <w:szCs w:val="20"/>
-        </w:rPr>
-        <w:t>(</w:t>
-      </w:r>
-      <w:proofErr w:type="gramEnd"/>
-      <w:r>
-        <w:rPr>
-          <w:b/>
-          <w:bCs/>
-          <w:sz w:val="20"/>
-          <w:szCs w:val="20"/>
-        </w:rPr>
-        <w:t>);</w:t>
-      </w:r>
-    </w:p>
-    <w:p>
-      <w:pPr>
-        <w:pStyle w:val="ListParagraph"/>
-        <w:ind w:left="284"/>
-        <w:rPr>
-          <w:b/>
-          <w:bCs/>
-          <w:sz w:val="20"/>
-          <w:szCs w:val="20"/>
-        </w:rPr>
-      </w:pPr>
-      <w:r>
-        <w:rPr>
-          <w:b/>
-          <w:bCs/>
-          <w:sz w:val="20"/>
-          <w:szCs w:val="20"/>
-        </w:rPr>
-        <w:t xml:space="preserve">        </w:t>
-      </w:r>
-      <w:proofErr w:type="gramStart"/>
-      <w:r>
-        <w:rPr>
-          <w:b/>
-          <w:bCs/>
-          <w:sz w:val="20"/>
-          <w:szCs w:val="20"/>
-        </w:rPr>
-        <w:t>obj.method</w:t>
-      </w:r>
-      <w:proofErr w:type="gramEnd"/>
-      <w:r>
-        <w:rPr>
-          <w:b/>
-          <w:bCs/>
-          <w:sz w:val="20"/>
-          <w:szCs w:val="20"/>
-        </w:rPr>
-        <w:t>1();</w:t>
+        <w:t xml:space="preserve">    public static void main(String[] args) {</w:t>
+      </w:r>
+    </w:p>
+    <w:p>
+      <w:pPr>
+        <w:pStyle w:val="ListParagraph"/>
+        <w:ind w:left="284"/>
+        <w:rPr>
+          <w:b/>
+          <w:bCs/>
+          <w:sz w:val="20"/>
+          <w:szCs w:val="20"/>
+        </w:rPr>
+      </w:pPr>
+      <w:r>
+        <w:rPr>
+          <w:b/>
+          <w:bCs/>
+          <w:sz w:val="20"/>
+          <w:szCs w:val="20"/>
+        </w:rPr>
+        <w:t xml:space="preserve">        MyClass obj = new MyClass();</w:t>
+      </w:r>
+    </w:p>
+    <w:p>
+      <w:pPr>
+        <w:pStyle w:val="ListParagraph"/>
+        <w:ind w:left="284"/>
+        <w:rPr>
+          <w:b/>
+          <w:bCs/>
+          <w:sz w:val="20"/>
+          <w:szCs w:val="20"/>
+        </w:rPr>
+      </w:pPr>
+      <w:r>
+        <w:rPr>
+          <w:b/>
+          <w:bCs/>
+          <w:sz w:val="20"/>
+          <w:szCs w:val="20"/>
+        </w:rPr>
+        <w:t xml:space="preserve">        obj.method1();</w:t>
       </w:r>
     </w:p>
     <w:p>
@@ -1490,27 +1079,7 @@
           <w:sz w:val="20"/>
           <w:szCs w:val="20"/>
         </w:rPr>
-        <w:t xml:space="preserve">public class </w:t>
-      </w:r>
-      <w:proofErr w:type="spellStart"/>
-      <w:r>
-        <w:rPr>
-          <w:b/>
-          <w:bCs/>
-          <w:sz w:val="20"/>
-          <w:szCs w:val="20"/>
-        </w:rPr>
-        <w:t>MyClass</w:t>
-      </w:r>
-      <w:proofErr w:type="spellEnd"/>
-      <w:r>
-        <w:rPr>
-          <w:b/>
-          <w:bCs/>
-          <w:sz w:val="20"/>
-          <w:szCs w:val="20"/>
-        </w:rPr>
-        <w:t xml:space="preserve"> {</w:t>
+        <w:t>public class MyClass {</w:t>
       </w:r>
     </w:p>
     <w:p>
@@ -1552,27 +1121,7 @@
           <w:sz w:val="20"/>
           <w:szCs w:val="20"/>
         </w:rPr>
-        <w:t xml:space="preserve">        </w:t>
-      </w:r>
-      <w:proofErr w:type="spellStart"/>
-      <w:r>
-        <w:rPr>
-          <w:b/>
-          <w:bCs/>
-          <w:sz w:val="20"/>
-          <w:szCs w:val="20"/>
-        </w:rPr>
-        <w:t>System.out.println</w:t>
-      </w:r>
-      <w:proofErr w:type="spellEnd"/>
-      <w:r>
-        <w:rPr>
-          <w:b/>
-          <w:bCs/>
-          <w:sz w:val="20"/>
-          <w:szCs w:val="20"/>
-        </w:rPr>
-        <w:t>("Method 1 called");</w:t>
+        <w:t xml:space="preserve">        System.out.println("Method 1 called");</w:t>
       </w:r>
     </w:p>
     <w:p>
@@ -1668,27 +1217,7 @@
           <w:sz w:val="20"/>
           <w:szCs w:val="20"/>
         </w:rPr>
-        <w:t xml:space="preserve">        </w:t>
-      </w:r>
-      <w:proofErr w:type="spellStart"/>
-      <w:r>
-        <w:rPr>
-          <w:b/>
-          <w:bCs/>
-          <w:sz w:val="20"/>
-          <w:szCs w:val="20"/>
-        </w:rPr>
-        <w:t>System.out.println</w:t>
-      </w:r>
-      <w:proofErr w:type="spellEnd"/>
-      <w:r>
-        <w:rPr>
-          <w:b/>
-          <w:bCs/>
-          <w:sz w:val="20"/>
-          <w:szCs w:val="20"/>
-        </w:rPr>
-        <w:t>("Method 2 called");</w:t>
+        <w:t xml:space="preserve">        System.out.println("Method 2 called");</w:t>
       </w:r>
     </w:p>
     <w:p>
@@ -1742,47 +1271,7 @@
           <w:sz w:val="20"/>
           <w:szCs w:val="20"/>
         </w:rPr>
-        <w:t xml:space="preserve">    public static void </w:t>
-      </w:r>
-      <w:proofErr w:type="gramStart"/>
-      <w:r>
-        <w:rPr>
-          <w:b/>
-          <w:bCs/>
-          <w:sz w:val="20"/>
-          <w:szCs w:val="20"/>
-        </w:rPr>
-        <w:t>main(</w:t>
-      </w:r>
-      <w:proofErr w:type="gramEnd"/>
-      <w:r>
-        <w:rPr>
-          <w:b/>
-          <w:bCs/>
-          <w:sz w:val="20"/>
-          <w:szCs w:val="20"/>
-        </w:rPr>
-        <w:t xml:space="preserve">String[] </w:t>
-      </w:r>
-      <w:proofErr w:type="spellStart"/>
-      <w:r>
-        <w:rPr>
-          <w:b/>
-          <w:bCs/>
-          <w:sz w:val="20"/>
-          <w:szCs w:val="20"/>
-        </w:rPr>
-        <w:t>args</w:t>
-      </w:r>
-      <w:proofErr w:type="spellEnd"/>
-      <w:r>
-        <w:rPr>
-          <w:b/>
-          <w:bCs/>
-          <w:sz w:val="20"/>
-          <w:szCs w:val="20"/>
-        </w:rPr>
-        <w:t>) {</w:t>
+        <w:t xml:space="preserve">    public static void main(String[] args) {</w:t>
       </w:r>
     </w:p>
     <w:p>
@@ -1881,27 +1370,7 @@
           <w:sz w:val="20"/>
           <w:szCs w:val="20"/>
         </w:rPr>
-        <w:t xml:space="preserve">public class </w:t>
-      </w:r>
-      <w:proofErr w:type="spellStart"/>
-      <w:r>
-        <w:rPr>
-          <w:b/>
-          <w:bCs/>
-          <w:sz w:val="20"/>
-          <w:szCs w:val="20"/>
-        </w:rPr>
-        <w:t>MyClass</w:t>
-      </w:r>
-      <w:proofErr w:type="spellEnd"/>
-      <w:r>
-        <w:rPr>
-          <w:b/>
-          <w:bCs/>
-          <w:sz w:val="20"/>
-          <w:szCs w:val="20"/>
-        </w:rPr>
-        <w:t xml:space="preserve"> {</w:t>
+        <w:t>public class MyClass {</w:t>
       </w:r>
     </w:p>
     <w:p>
@@ -1943,27 +1412,7 @@
           <w:sz w:val="20"/>
           <w:szCs w:val="20"/>
         </w:rPr>
-        <w:t xml:space="preserve">        </w:t>
-      </w:r>
-      <w:proofErr w:type="spellStart"/>
-      <w:r>
-        <w:rPr>
-          <w:b/>
-          <w:bCs/>
-          <w:sz w:val="20"/>
-          <w:szCs w:val="20"/>
-        </w:rPr>
-        <w:t>System.out.println</w:t>
-      </w:r>
-      <w:proofErr w:type="spellEnd"/>
-      <w:r>
-        <w:rPr>
-          <w:b/>
-          <w:bCs/>
-          <w:sz w:val="20"/>
-          <w:szCs w:val="20"/>
-        </w:rPr>
-        <w:t>("Method 1 called");</w:t>
+        <w:t xml:space="preserve">        System.out.println("Method 1 called");</w:t>
       </w:r>
     </w:p>
     <w:p>
@@ -2059,27 +1508,7 @@
           <w:sz w:val="20"/>
           <w:szCs w:val="20"/>
         </w:rPr>
-        <w:t xml:space="preserve">        </w:t>
-      </w:r>
-      <w:proofErr w:type="spellStart"/>
-      <w:r>
-        <w:rPr>
-          <w:b/>
-          <w:bCs/>
-          <w:sz w:val="20"/>
-          <w:szCs w:val="20"/>
-        </w:rPr>
-        <w:t>System.out.println</w:t>
-      </w:r>
-      <w:proofErr w:type="spellEnd"/>
-      <w:r>
-        <w:rPr>
-          <w:b/>
-          <w:bCs/>
-          <w:sz w:val="20"/>
-          <w:szCs w:val="20"/>
-        </w:rPr>
-        <w:t>("Method 2 called");</w:t>
+        <w:t xml:space="preserve">        System.out.println("Method 2 called");</w:t>
       </w:r>
     </w:p>
     <w:p>
@@ -2133,180 +1562,49 @@
           <w:sz w:val="20"/>
           <w:szCs w:val="20"/>
         </w:rPr>
-        <w:t xml:space="preserve">    public static void </w:t>
-      </w:r>
-      <w:proofErr w:type="gramStart"/>
-      <w:r>
-        <w:rPr>
-          <w:b/>
-          <w:bCs/>
-          <w:sz w:val="20"/>
-          <w:szCs w:val="20"/>
-        </w:rPr>
-        <w:t>main(</w:t>
-      </w:r>
-      <w:proofErr w:type="gramEnd"/>
-      <w:r>
-        <w:rPr>
-          <w:b/>
-          <w:bCs/>
-          <w:sz w:val="20"/>
-          <w:szCs w:val="20"/>
-        </w:rPr>
-        <w:t xml:space="preserve">String[] </w:t>
-      </w:r>
-      <w:proofErr w:type="spellStart"/>
-      <w:r>
-        <w:rPr>
-          <w:b/>
-          <w:bCs/>
-          <w:sz w:val="20"/>
-          <w:szCs w:val="20"/>
-        </w:rPr>
-        <w:t>args</w:t>
-      </w:r>
-      <w:proofErr w:type="spellEnd"/>
-      <w:r>
-        <w:rPr>
-          <w:b/>
-          <w:bCs/>
-          <w:sz w:val="20"/>
-          <w:szCs w:val="20"/>
-        </w:rPr>
-        <w:t>) {</w:t>
-      </w:r>
-    </w:p>
-    <w:p>
-      <w:pPr>
-        <w:pStyle w:val="ListParagraph"/>
-        <w:ind w:left="284"/>
-        <w:rPr>
-          <w:b/>
-          <w:bCs/>
-          <w:sz w:val="20"/>
-          <w:szCs w:val="20"/>
-        </w:rPr>
-      </w:pPr>
-      <w:r>
-        <w:rPr>
-          <w:b/>
-          <w:bCs/>
-          <w:sz w:val="20"/>
-          <w:szCs w:val="20"/>
-        </w:rPr>
-        <w:t xml:space="preserve">        </w:t>
-      </w:r>
-      <w:proofErr w:type="spellStart"/>
-      <w:r>
-        <w:rPr>
-          <w:b/>
-          <w:bCs/>
-          <w:sz w:val="20"/>
-          <w:szCs w:val="20"/>
-        </w:rPr>
-        <w:t>MyClass</w:t>
-      </w:r>
-      <w:proofErr w:type="spellEnd"/>
-      <w:r>
-        <w:rPr>
-          <w:b/>
-          <w:bCs/>
-          <w:sz w:val="20"/>
-          <w:szCs w:val="20"/>
-        </w:rPr>
-        <w:t xml:space="preserve"> </w:t>
-      </w:r>
-      <w:proofErr w:type="spellStart"/>
-      <w:r>
-        <w:rPr>
-          <w:b/>
-          <w:bCs/>
-          <w:sz w:val="20"/>
-          <w:szCs w:val="20"/>
-        </w:rPr>
-        <w:t>obj</w:t>
-      </w:r>
-      <w:proofErr w:type="spellEnd"/>
-      <w:r>
-        <w:rPr>
-          <w:b/>
-          <w:bCs/>
-          <w:sz w:val="20"/>
-          <w:szCs w:val="20"/>
-        </w:rPr>
-        <w:t xml:space="preserve"> = new </w:t>
-      </w:r>
-      <w:proofErr w:type="spellStart"/>
-      <w:proofErr w:type="gramStart"/>
-      <w:r>
-        <w:rPr>
-          <w:b/>
-          <w:bCs/>
-          <w:sz w:val="20"/>
-          <w:szCs w:val="20"/>
-        </w:rPr>
-        <w:t>MyClass</w:t>
-      </w:r>
-      <w:proofErr w:type="spellEnd"/>
-      <w:r>
-        <w:rPr>
-          <w:b/>
-          <w:bCs/>
-          <w:sz w:val="20"/>
-          <w:szCs w:val="20"/>
-        </w:rPr>
-        <w:t>(</w:t>
-      </w:r>
-      <w:proofErr w:type="gramEnd"/>
-      <w:r>
-        <w:rPr>
-          <w:b/>
-          <w:bCs/>
-          <w:sz w:val="20"/>
-          <w:szCs w:val="20"/>
-        </w:rPr>
-        <w:t>);</w:t>
-      </w:r>
-    </w:p>
-    <w:p>
-      <w:pPr>
-        <w:pStyle w:val="ListParagraph"/>
-        <w:ind w:left="284"/>
-        <w:rPr>
-          <w:b/>
-          <w:bCs/>
-          <w:sz w:val="20"/>
-          <w:szCs w:val="20"/>
-        </w:rPr>
-      </w:pPr>
-      <w:r>
-        <w:rPr>
-          <w:b/>
-          <w:bCs/>
-          <w:sz w:val="20"/>
-          <w:szCs w:val="20"/>
-        </w:rPr>
-        <w:t xml:space="preserve">        </w:t>
-      </w:r>
-      <w:proofErr w:type="gramStart"/>
-      <w:r>
-        <w:rPr>
-          <w:b/>
-          <w:bCs/>
-          <w:sz w:val="20"/>
-          <w:szCs w:val="20"/>
-        </w:rPr>
-        <w:t>obj.method</w:t>
-      </w:r>
-      <w:proofErr w:type="gramEnd"/>
-      <w:r>
-        <w:rPr>
-          <w:b/>
-          <w:bCs/>
-          <w:sz w:val="20"/>
-          <w:szCs w:val="20"/>
-        </w:rPr>
-        <w:t>1();</w:t>
+        <w:t xml:space="preserve">    public static void main(String[] args) {</w:t>
+      </w:r>
+    </w:p>
+    <w:p>
+      <w:pPr>
+        <w:pStyle w:val="ListParagraph"/>
+        <w:ind w:left="284"/>
+        <w:rPr>
+          <w:b/>
+          <w:bCs/>
+          <w:sz w:val="20"/>
+          <w:szCs w:val="20"/>
+        </w:rPr>
+      </w:pPr>
+      <w:r>
+        <w:rPr>
+          <w:b/>
+          <w:bCs/>
+          <w:sz w:val="20"/>
+          <w:szCs w:val="20"/>
+        </w:rPr>
+        <w:t xml:space="preserve">        MyClass obj = new MyClass();</w:t>
+      </w:r>
+    </w:p>
+    <w:p>
+      <w:pPr>
+        <w:pStyle w:val="ListParagraph"/>
+        <w:ind w:left="284"/>
+        <w:rPr>
+          <w:b/>
+          <w:bCs/>
+          <w:sz w:val="20"/>
+          <w:szCs w:val="20"/>
+        </w:rPr>
+      </w:pPr>
+      <w:r>
+        <w:rPr>
+          <w:b/>
+          <w:bCs/>
+          <w:sz w:val="20"/>
+          <w:szCs w:val="20"/>
+        </w:rPr>
+        <w:t xml:space="preserve">        obj.method1();</w:t>
       </w:r>
     </w:p>
     <w:p>
@@ -2426,23 +1724,7 @@
           <w:sz w:val="20"/>
           <w:szCs w:val="20"/>
         </w:rPr>
-        <w:t xml:space="preserve">Wrapper classes provide a way to use primitive data types (like int, char, </w:t>
-      </w:r>
-      <w:proofErr w:type="spellStart"/>
-      <w:r>
-        <w:rPr>
-          <w:sz w:val="20"/>
-          <w:szCs w:val="20"/>
-        </w:rPr>
-        <w:t>boolean</w:t>
-      </w:r>
-      <w:proofErr w:type="spellEnd"/>
-      <w:r>
-        <w:rPr>
-          <w:sz w:val="20"/>
-          <w:szCs w:val="20"/>
-        </w:rPr>
-        <w:t>, etc.) as objects. Each primitive type has a corresponding wrapper class:</w:t>
+        <w:t>Wrapper classes provide a way to use primitive data types (like int, char, boolean, etc.) as objects. Each primitive type has a corresponding wrapper class:</w:t>
       </w:r>
     </w:p>
     <w:p>
@@ -2520,138 +1802,49 @@
           <w:sz w:val="20"/>
           <w:szCs w:val="20"/>
         </w:rPr>
-        <w:t xml:space="preserve">Collections like </w:t>
-      </w:r>
-      <w:proofErr w:type="spellStart"/>
-      <w:r>
-        <w:rPr>
-          <w:sz w:val="20"/>
-          <w:szCs w:val="20"/>
-        </w:rPr>
-        <w:t>ArrayList</w:t>
-      </w:r>
-      <w:proofErr w:type="spellEnd"/>
-      <w:r>
-        <w:rPr>
-          <w:sz w:val="20"/>
-          <w:szCs w:val="20"/>
-        </w:rPr>
-        <w:t>, HashMap, etc., cannot work with primitive data types. They require objects. Wrapper classes allow primitives to be used in these collections.</w:t>
-      </w:r>
-    </w:p>
-    <w:p>
-      <w:pPr>
-        <w:pStyle w:val="ListParagraph"/>
-        <w:ind w:left="284"/>
-        <w:rPr>
-          <w:b/>
-          <w:bCs/>
-          <w:sz w:val="20"/>
-          <w:szCs w:val="20"/>
-        </w:rPr>
-      </w:pPr>
-      <w:proofErr w:type="spellStart"/>
-      <w:r>
-        <w:rPr>
-          <w:b/>
-          <w:bCs/>
-          <w:sz w:val="20"/>
-          <w:szCs w:val="20"/>
-        </w:rPr>
-        <w:t>ArrayList</w:t>
-      </w:r>
-      <w:proofErr w:type="spellEnd"/>
-      <w:r>
-        <w:rPr>
-          <w:b/>
-          <w:bCs/>
-          <w:sz w:val="20"/>
-          <w:szCs w:val="20"/>
-        </w:rPr>
-        <w:t xml:space="preserve">&lt;Integer&gt; list = new </w:t>
-      </w:r>
-      <w:proofErr w:type="spellStart"/>
-      <w:r>
-        <w:rPr>
-          <w:b/>
-          <w:bCs/>
-          <w:sz w:val="20"/>
-          <w:szCs w:val="20"/>
-        </w:rPr>
-        <w:t>ArrayList</w:t>
-      </w:r>
-      <w:proofErr w:type="spellEnd"/>
-      <w:r>
-        <w:rPr>
-          <w:b/>
-          <w:bCs/>
-          <w:sz w:val="20"/>
-          <w:szCs w:val="20"/>
-        </w:rPr>
-        <w:t>&lt;</w:t>
-      </w:r>
-      <w:proofErr w:type="gramStart"/>
-      <w:r>
-        <w:rPr>
-          <w:b/>
-          <w:bCs/>
-          <w:sz w:val="20"/>
-          <w:szCs w:val="20"/>
-        </w:rPr>
-        <w:t>&gt;(</w:t>
-      </w:r>
-      <w:proofErr w:type="gramEnd"/>
-      <w:r>
-        <w:rPr>
-          <w:b/>
-          <w:bCs/>
-          <w:sz w:val="20"/>
-          <w:szCs w:val="20"/>
-        </w:rPr>
-        <w:t>);</w:t>
-      </w:r>
-    </w:p>
-    <w:p>
-      <w:pPr>
-        <w:pStyle w:val="ListParagraph"/>
-        <w:ind w:left="284"/>
-        <w:rPr>
-          <w:b/>
-          <w:bCs/>
-          <w:sz w:val="20"/>
-          <w:szCs w:val="20"/>
-        </w:rPr>
-      </w:pPr>
-      <w:proofErr w:type="spellStart"/>
-      <w:proofErr w:type="gramStart"/>
-      <w:r>
-        <w:rPr>
-          <w:b/>
-          <w:bCs/>
-          <w:sz w:val="20"/>
-          <w:szCs w:val="20"/>
-        </w:rPr>
-        <w:t>list.add</w:t>
-      </w:r>
-      <w:proofErr w:type="spellEnd"/>
-      <w:r>
-        <w:rPr>
-          <w:b/>
-          <w:bCs/>
-          <w:sz w:val="20"/>
-          <w:szCs w:val="20"/>
-        </w:rPr>
-        <w:t>(</w:t>
-      </w:r>
-      <w:proofErr w:type="gramEnd"/>
-      <w:r>
-        <w:rPr>
-          <w:b/>
-          <w:bCs/>
-          <w:sz w:val="20"/>
-          <w:szCs w:val="20"/>
-        </w:rPr>
-        <w:t>10); // Autoboxing converts int to Integer</w:t>
+        <w:t>Collections like ArrayList, HashMap, etc., cannot work with primitive data types. They require objects. Wrapper classes allow primitives to be used in these collections.</w:t>
+      </w:r>
+    </w:p>
+    <w:p>
+      <w:pPr>
+        <w:pStyle w:val="ListParagraph"/>
+        <w:ind w:left="284"/>
+        <w:rPr>
+          <w:b/>
+          <w:bCs/>
+          <w:sz w:val="20"/>
+          <w:szCs w:val="20"/>
+        </w:rPr>
+      </w:pPr>
+      <w:r>
+        <w:rPr>
+          <w:b/>
+          <w:bCs/>
+          <w:sz w:val="20"/>
+          <w:szCs w:val="20"/>
+        </w:rPr>
+        <w:t>ArrayList&lt;Integer&gt; list = new ArrayList&lt;&gt;();</w:t>
+      </w:r>
+    </w:p>
+    <w:p>
+      <w:pPr>
+        <w:pStyle w:val="ListParagraph"/>
+        <w:ind w:left="284"/>
+        <w:rPr>
+          <w:b/>
+          <w:bCs/>
+          <w:sz w:val="20"/>
+          <w:szCs w:val="20"/>
+        </w:rPr>
+      </w:pPr>
+      <w:r>
+        <w:rPr>
+          <w:b/>
+          <w:bCs/>
+          <w:sz w:val="20"/>
+          <w:szCs w:val="20"/>
+        </w:rPr>
+        <w:t>list.add(10); // Autoboxing converts int to Integer</w:t>
       </w:r>
     </w:p>
     <w:p>
@@ -2720,56 +1913,7 @@
           <w:sz w:val="20"/>
           <w:szCs w:val="20"/>
         </w:rPr>
-        <w:t xml:space="preserve">int </w:t>
-      </w:r>
-      <w:proofErr w:type="spellStart"/>
-      <w:r>
-        <w:rPr>
-          <w:b/>
-          <w:bCs/>
-          <w:sz w:val="20"/>
-          <w:szCs w:val="20"/>
-        </w:rPr>
-        <w:t>num</w:t>
-      </w:r>
-      <w:proofErr w:type="spellEnd"/>
-      <w:r>
-        <w:rPr>
-          <w:b/>
-          <w:bCs/>
-          <w:sz w:val="20"/>
-          <w:szCs w:val="20"/>
-        </w:rPr>
-        <w:t xml:space="preserve"> = </w:t>
-      </w:r>
-      <w:proofErr w:type="spellStart"/>
-      <w:r>
-        <w:rPr>
-          <w:b/>
-          <w:bCs/>
-          <w:sz w:val="20"/>
-          <w:szCs w:val="20"/>
-        </w:rPr>
-        <w:t>Integer.parseInt</w:t>
-      </w:r>
-      <w:proofErr w:type="spellEnd"/>
-      <w:r>
-        <w:rPr>
-          <w:b/>
-          <w:bCs/>
-          <w:sz w:val="20"/>
-          <w:szCs w:val="20"/>
-        </w:rPr>
-        <w:t>("123");</w:t>
-      </w:r>
-      <w:r>
-        <w:rPr>
-          <w:b/>
-          <w:bCs/>
-          <w:sz w:val="20"/>
-          <w:szCs w:val="20"/>
-        </w:rPr>
-        <w:t xml:space="preserve"> </w:t>
+        <w:t xml:space="preserve">int num = Integer.parseInt("123"); </w:t>
       </w:r>
     </w:p>
     <w:p>
@@ -2788,27 +1932,7 @@
           <w:sz w:val="20"/>
           <w:szCs w:val="20"/>
         </w:rPr>
-        <w:t xml:space="preserve">String str = </w:t>
-      </w:r>
-      <w:proofErr w:type="spellStart"/>
-      <w:r>
-        <w:rPr>
-          <w:b/>
-          <w:bCs/>
-          <w:sz w:val="20"/>
-          <w:szCs w:val="20"/>
-        </w:rPr>
-        <w:t>Integer.toString</w:t>
-      </w:r>
-      <w:proofErr w:type="spellEnd"/>
-      <w:r>
-        <w:rPr>
-          <w:b/>
-          <w:bCs/>
-          <w:sz w:val="20"/>
-          <w:szCs w:val="20"/>
-        </w:rPr>
-        <w:t>(456);</w:t>
+        <w:t>String str = Integer.toString(456);</w:t>
       </w:r>
     </w:p>
     <w:p>
@@ -2858,47 +1982,7 @@
           <w:sz w:val="20"/>
           <w:szCs w:val="20"/>
         </w:rPr>
-        <w:t xml:space="preserve">List&lt;Integer&gt; numbers = new </w:t>
-      </w:r>
-      <w:proofErr w:type="spellStart"/>
-      <w:r>
-        <w:rPr>
-          <w:b/>
-          <w:bCs/>
-          <w:sz w:val="20"/>
-          <w:szCs w:val="20"/>
-        </w:rPr>
-        <w:t>ArrayList</w:t>
-      </w:r>
-      <w:proofErr w:type="spellEnd"/>
-      <w:r>
-        <w:rPr>
-          <w:b/>
-          <w:bCs/>
-          <w:sz w:val="20"/>
-          <w:szCs w:val="20"/>
-        </w:rPr>
-        <w:t>&lt;</w:t>
-      </w:r>
-      <w:proofErr w:type="gramStart"/>
-      <w:r>
-        <w:rPr>
-          <w:b/>
-          <w:bCs/>
-          <w:sz w:val="20"/>
-          <w:szCs w:val="20"/>
-        </w:rPr>
-        <w:t>&gt;(</w:t>
-      </w:r>
-      <w:proofErr w:type="gramEnd"/>
-      <w:r>
-        <w:rPr>
-          <w:b/>
-          <w:bCs/>
-          <w:sz w:val="20"/>
-          <w:szCs w:val="20"/>
-        </w:rPr>
-        <w:t xml:space="preserve">); </w:t>
+        <w:t xml:space="preserve">List&lt;Integer&gt; numbers = new ArrayList&lt;&gt;(); </w:t>
       </w:r>
     </w:p>
     <w:p>
@@ -2920,39 +2004,8 @@
           <w:sz w:val="20"/>
           <w:szCs w:val="20"/>
         </w:rPr>
-        <w:t xml:space="preserve">Integer </w:t>
-      </w:r>
-      <w:proofErr w:type="spellStart"/>
-      <w:r>
-        <w:rPr>
-          <w:b/>
-          <w:bCs/>
-          <w:sz w:val="20"/>
-          <w:szCs w:val="20"/>
-        </w:rPr>
-        <w:t>defaultValue</w:t>
-      </w:r>
-      <w:proofErr w:type="spellEnd"/>
-      <w:r>
-        <w:rPr>
-          <w:b/>
-          <w:bCs/>
-          <w:sz w:val="20"/>
-          <w:szCs w:val="20"/>
-        </w:rPr>
-        <w:t xml:space="preserve"> = 0; // Cannot use </w:t>
-      </w:r>
-      <w:proofErr w:type="gramStart"/>
-      <w:r>
-        <w:rPr>
-          <w:b/>
-          <w:bCs/>
-          <w:sz w:val="20"/>
-          <w:szCs w:val="20"/>
-        </w:rPr>
-        <w:t>int here</w:t>
-      </w:r>
-      <w:proofErr w:type="gramEnd"/>
+        <w:t>Integer defaultValue = 0; // Cannot use int here</w:t>
+      </w:r>
     </w:p>
     <w:p>
       <w:pPr>
@@ -2972,14 +2025,7 @@
           <w:sz w:val="20"/>
           <w:szCs w:val="20"/>
         </w:rPr>
-        <w:t>Wrapper classes can hold null values, which can be useful in scenarios where a value is optional or uninitialized. Primitive types cannot hold null</w:t>
-      </w:r>
-      <w:r>
-        <w:rPr>
-          <w:sz w:val="20"/>
-          <w:szCs w:val="20"/>
-        </w:rPr>
-        <w:t>.</w:t>
+        <w:t>Wrapper classes can hold null values, which can be useful in scenarios where a value is optional or uninitialized. Primitive types cannot hold null.</w:t>
       </w:r>
     </w:p>
     <w:p>
@@ -3018,7 +2064,7 @@
           <w:sz w:val="24"/>
           <w:szCs w:val="24"/>
         </w:rPr>
-        <w:t>Wrapper Classes</w:t>
+        <w:t>Autoboxing/Unboxing</w:t>
       </w:r>
       <w:r>
         <w:rPr>
@@ -3095,47 +2141,7 @@
           <w:sz w:val="20"/>
           <w:szCs w:val="20"/>
         </w:rPr>
-        <w:t xml:space="preserve">List&lt;Integer&gt; list = new </w:t>
-      </w:r>
-      <w:proofErr w:type="spellStart"/>
-      <w:r>
-        <w:rPr>
-          <w:b/>
-          <w:bCs/>
-          <w:sz w:val="20"/>
-          <w:szCs w:val="20"/>
-        </w:rPr>
-        <w:t>ArrayList</w:t>
-      </w:r>
-      <w:proofErr w:type="spellEnd"/>
-      <w:r>
-        <w:rPr>
-          <w:b/>
-          <w:bCs/>
-          <w:sz w:val="20"/>
-          <w:szCs w:val="20"/>
-        </w:rPr>
-        <w:t>&lt;</w:t>
-      </w:r>
-      <w:proofErr w:type="gramStart"/>
-      <w:r>
-        <w:rPr>
-          <w:b/>
-          <w:bCs/>
-          <w:sz w:val="20"/>
-          <w:szCs w:val="20"/>
-        </w:rPr>
-        <w:t>&gt;(</w:t>
-      </w:r>
-      <w:proofErr w:type="gramEnd"/>
-      <w:r>
-        <w:rPr>
-          <w:b/>
-          <w:bCs/>
-          <w:sz w:val="20"/>
-          <w:szCs w:val="20"/>
-        </w:rPr>
-        <w:t>);</w:t>
+        <w:t>List&lt;Integer&gt; list = new ArrayList&lt;&gt;();</w:t>
       </w:r>
     </w:p>
     <w:p>
@@ -3150,56 +2156,14 @@
           <w:szCs w:val="20"/>
         </w:rPr>
       </w:pPr>
-      <w:proofErr w:type="spellStart"/>
-      <w:proofErr w:type="gramStart"/>
-      <w:r>
-        <w:rPr>
-          <w:b/>
-          <w:bCs/>
-          <w:sz w:val="20"/>
-          <w:szCs w:val="20"/>
-        </w:rPr>
-        <w:t>list.add</w:t>
-      </w:r>
-      <w:proofErr w:type="spellEnd"/>
-      <w:r>
-        <w:rPr>
-          <w:b/>
-          <w:bCs/>
-          <w:sz w:val="20"/>
-          <w:szCs w:val="20"/>
-        </w:rPr>
-        <w:t>(</w:t>
-      </w:r>
-      <w:proofErr w:type="gramEnd"/>
-      <w:r>
-        <w:rPr>
-          <w:b/>
-          <w:bCs/>
-          <w:sz w:val="20"/>
-          <w:szCs w:val="20"/>
-        </w:rPr>
-        <w:t xml:space="preserve">10); // Autoboxing: int 10 is automatically converted to </w:t>
-      </w:r>
-      <w:proofErr w:type="spellStart"/>
-      <w:r>
-        <w:rPr>
-          <w:b/>
-          <w:bCs/>
-          <w:sz w:val="20"/>
-          <w:szCs w:val="20"/>
-        </w:rPr>
-        <w:t>Integer.valueOf</w:t>
-      </w:r>
-      <w:proofErr w:type="spellEnd"/>
-      <w:r>
-        <w:rPr>
-          <w:b/>
-          <w:bCs/>
-          <w:sz w:val="20"/>
-          <w:szCs w:val="20"/>
-        </w:rPr>
-        <w:t>(10)</w:t>
+      <w:r>
+        <w:rPr>
+          <w:b/>
+          <w:bCs/>
+          <w:sz w:val="20"/>
+          <w:szCs w:val="20"/>
+        </w:rPr>
+        <w:t>list.add(10); // Autoboxing: int 10 is automatically converted to Integer.valueOf(10)</w:t>
       </w:r>
     </w:p>
     <w:p>
@@ -3214,56 +2178,14 @@
           <w:szCs w:val="20"/>
         </w:rPr>
       </w:pPr>
-      <w:proofErr w:type="spellStart"/>
-      <w:proofErr w:type="gramStart"/>
-      <w:r>
-        <w:rPr>
-          <w:b/>
-          <w:bCs/>
-          <w:sz w:val="20"/>
-          <w:szCs w:val="20"/>
-        </w:rPr>
-        <w:t>list.add</w:t>
-      </w:r>
-      <w:proofErr w:type="spellEnd"/>
-      <w:r>
-        <w:rPr>
-          <w:b/>
-          <w:bCs/>
-          <w:sz w:val="20"/>
-          <w:szCs w:val="20"/>
-        </w:rPr>
-        <w:t>(</w:t>
-      </w:r>
-      <w:proofErr w:type="gramEnd"/>
-      <w:r>
-        <w:rPr>
-          <w:b/>
-          <w:bCs/>
-          <w:sz w:val="20"/>
-          <w:szCs w:val="20"/>
-        </w:rPr>
-        <w:t xml:space="preserve">20); // Autoboxing: int 20 is automatically converted to </w:t>
-      </w:r>
-      <w:proofErr w:type="spellStart"/>
-      <w:r>
-        <w:rPr>
-          <w:b/>
-          <w:bCs/>
-          <w:sz w:val="20"/>
-          <w:szCs w:val="20"/>
-        </w:rPr>
-        <w:t>Integer.valueOf</w:t>
-      </w:r>
-      <w:proofErr w:type="spellEnd"/>
-      <w:r>
-        <w:rPr>
-          <w:b/>
-          <w:bCs/>
-          <w:sz w:val="20"/>
-          <w:szCs w:val="20"/>
-        </w:rPr>
-        <w:t>(20)</w:t>
+      <w:r>
+        <w:rPr>
+          <w:b/>
+          <w:bCs/>
+          <w:sz w:val="20"/>
+          <w:szCs w:val="20"/>
+        </w:rPr>
+        <w:t>list.add(20); // Autoboxing: int 20 is automatically converted to Integer.valueOf(20)</w:t>
       </w:r>
     </w:p>
     <w:p>
@@ -3285,47 +2207,7 @@
           <w:sz w:val="20"/>
           <w:szCs w:val="20"/>
         </w:rPr>
-        <w:t xml:space="preserve">Integer </w:t>
-      </w:r>
-      <w:proofErr w:type="spellStart"/>
-      <w:r>
-        <w:rPr>
-          <w:b/>
-          <w:bCs/>
-          <w:sz w:val="20"/>
-          <w:szCs w:val="20"/>
-        </w:rPr>
-        <w:t>intObject</w:t>
-      </w:r>
-      <w:proofErr w:type="spellEnd"/>
-      <w:r>
-        <w:rPr>
-          <w:b/>
-          <w:bCs/>
-          <w:sz w:val="20"/>
-          <w:szCs w:val="20"/>
-        </w:rPr>
-        <w:t xml:space="preserve"> = </w:t>
-      </w:r>
-      <w:proofErr w:type="spellStart"/>
-      <w:r>
-        <w:rPr>
-          <w:b/>
-          <w:bCs/>
-          <w:sz w:val="20"/>
-          <w:szCs w:val="20"/>
-        </w:rPr>
-        <w:t>Integer.valueOf</w:t>
-      </w:r>
-      <w:proofErr w:type="spellEnd"/>
-      <w:r>
-        <w:rPr>
-          <w:b/>
-          <w:bCs/>
-          <w:sz w:val="20"/>
-          <w:szCs w:val="20"/>
-        </w:rPr>
-        <w:t>(100);</w:t>
+        <w:t>Integer intObject = Integer.valueOf(100);</w:t>
       </w:r>
     </w:p>
     <w:p>
@@ -3347,68 +2229,744 @@
           <w:sz w:val="20"/>
           <w:szCs w:val="20"/>
         </w:rPr>
-        <w:t xml:space="preserve">int </w:t>
-      </w:r>
-      <w:proofErr w:type="spellStart"/>
-      <w:r>
-        <w:rPr>
-          <w:b/>
-          <w:bCs/>
-          <w:sz w:val="20"/>
-          <w:szCs w:val="20"/>
-        </w:rPr>
-        <w:t>num</w:t>
-      </w:r>
-      <w:proofErr w:type="spellEnd"/>
-      <w:r>
-        <w:rPr>
-          <w:b/>
-          <w:bCs/>
-          <w:sz w:val="20"/>
-          <w:szCs w:val="20"/>
-        </w:rPr>
-        <w:t xml:space="preserve"> = </w:t>
-      </w:r>
-      <w:proofErr w:type="spellStart"/>
-      <w:r>
-        <w:rPr>
-          <w:b/>
-          <w:bCs/>
-          <w:sz w:val="20"/>
-          <w:szCs w:val="20"/>
-        </w:rPr>
-        <w:t>intObject</w:t>
-      </w:r>
-      <w:proofErr w:type="spellEnd"/>
-      <w:r>
-        <w:rPr>
-          <w:b/>
-          <w:bCs/>
-          <w:sz w:val="20"/>
-          <w:szCs w:val="20"/>
-        </w:rPr>
-        <w:t xml:space="preserve">; // Unboxing: Integer </w:t>
-      </w:r>
-      <w:proofErr w:type="spellStart"/>
-      <w:r>
-        <w:rPr>
-          <w:b/>
-          <w:bCs/>
-          <w:sz w:val="20"/>
-          <w:szCs w:val="20"/>
-        </w:rPr>
-        <w:t>intObject</w:t>
-      </w:r>
-      <w:proofErr w:type="spellEnd"/>
-      <w:r>
-        <w:rPr>
-          <w:b/>
-          <w:bCs/>
-          <w:sz w:val="20"/>
-          <w:szCs w:val="20"/>
-        </w:rPr>
-        <w:t xml:space="preserve"> is automatically converted to int</w:t>
-      </w:r>
+        <w:t>int num = intObject; // Unboxing: Integer intObject is automatically converted to int</w:t>
+      </w:r>
+    </w:p>
+    <w:p>
+      <w:pPr>
+        <w:pStyle w:val="ListParagraph"/>
+        <w:spacing w:after="0"/>
+        <w:ind w:left="644"/>
+        <w:rPr>
+          <w:b/>
+          <w:bCs/>
+          <w:sz w:val="20"/>
+          <w:szCs w:val="20"/>
+        </w:rPr>
+      </w:pPr>
+    </w:p>
+    <w:p>
+      <w:pPr>
+        <w:pStyle w:val="ListParagraph"/>
+        <w:numPr>
+          <w:ilvl w:val="0"/>
+          <w:numId w:val="2"/>
+        </w:numPr>
+        <w:ind w:left="284" w:firstLine="0"/>
+        <w:rPr>
+          <w:b/>
+          <w:bCs/>
+          <w:sz w:val="24"/>
+          <w:szCs w:val="24"/>
+          <w:u w:val="single"/>
+        </w:rPr>
+      </w:pPr>
+      <w:r>
+        <w:rPr>
+          <w:b/>
+          <w:bCs/>
+          <w:sz w:val="24"/>
+          <w:szCs w:val="24"/>
+        </w:rPr>
+        <w:t>Annotations in Java</w:t>
+      </w:r>
+      <w:r>
+        <w:rPr>
+          <w:b/>
+          <w:bCs/>
+          <w:sz w:val="24"/>
+          <w:szCs w:val="24"/>
+        </w:rPr>
+        <w:t>:</w:t>
+      </w:r>
+      <w:r>
+        <w:rPr>
+          <w:b/>
+          <w:bCs/>
+          <w:sz w:val="24"/>
+          <w:szCs w:val="24"/>
+        </w:rPr>
+        <w:t xml:space="preserve"> </w:t>
+      </w:r>
+    </w:p>
+    <w:p>
+      <w:pPr>
+        <w:pStyle w:val="ListParagraph"/>
+        <w:spacing w:after="0"/>
+        <w:ind w:left="644"/>
+        <w:rPr>
+          <w:sz w:val="20"/>
+          <w:szCs w:val="20"/>
+        </w:rPr>
+      </w:pPr>
+      <w:r>
+        <w:rPr>
+          <w:sz w:val="20"/>
+          <w:szCs w:val="20"/>
+        </w:rPr>
+        <w:t>The @ symbol in Java is used to denote annotations. Annotations provide metadata about the program and can be applied to various elements like classes, methods, variables, parameters, and packages. They do not change the actual code execution but can be used by the compiler and runtime to perform certain actions.</w:t>
+      </w:r>
+      <w:r>
+        <w:rPr>
+          <w:sz w:val="20"/>
+          <w:szCs w:val="20"/>
+        </w:rPr>
+        <w:t xml:space="preserve"> They are used for documentation, code analysis (used </w:t>
+      </w:r>
+      <w:r>
+        <w:rPr>
+          <w:sz w:val="20"/>
+          <w:szCs w:val="20"/>
+        </w:rPr>
+        <w:t>by frameworks for errors and warnings</w:t>
+      </w:r>
+      <w:r>
+        <w:rPr>
+          <w:sz w:val="20"/>
+          <w:szCs w:val="20"/>
+        </w:rPr>
+        <w:t>)</w:t>
+      </w:r>
+      <w:r>
+        <w:rPr>
+          <w:sz w:val="20"/>
+          <w:szCs w:val="20"/>
+        </w:rPr>
+        <w:t>, runtime</w:t>
+      </w:r>
+      <w:r>
+        <w:rPr>
+          <w:sz w:val="20"/>
+          <w:szCs w:val="20"/>
+        </w:rPr>
+        <w:t>,</w:t>
+      </w:r>
+      <w:r>
+        <w:rPr>
+          <w:sz w:val="20"/>
+          <w:szCs w:val="20"/>
+        </w:rPr>
+        <w:t xml:space="preserve"> and compile-time processing</w:t>
+      </w:r>
+      <w:r>
+        <w:rPr>
+          <w:sz w:val="20"/>
+          <w:szCs w:val="20"/>
+        </w:rPr>
+        <w:t xml:space="preserve"> (like for suppressing warnings or code generations)</w:t>
+      </w:r>
+      <w:r>
+        <w:rPr>
+          <w:sz w:val="20"/>
+          <w:szCs w:val="20"/>
+        </w:rPr>
+        <w:t>.</w:t>
+      </w:r>
+    </w:p>
+    <w:p>
+      <w:pPr>
+        <w:pStyle w:val="ListParagraph"/>
+        <w:spacing w:after="0"/>
+        <w:ind w:left="644"/>
+        <w:rPr>
+          <w:sz w:val="20"/>
+          <w:szCs w:val="20"/>
+        </w:rPr>
+      </w:pPr>
+    </w:p>
+    <w:p>
+      <w:pPr>
+        <w:pStyle w:val="ListParagraph"/>
+        <w:numPr>
+          <w:ilvl w:val="0"/>
+          <w:numId w:val="2"/>
+        </w:numPr>
+        <w:ind w:left="284" w:firstLine="0"/>
+        <w:rPr>
+          <w:b/>
+          <w:bCs/>
+          <w:sz w:val="24"/>
+          <w:szCs w:val="24"/>
+          <w:u w:val="single"/>
+        </w:rPr>
+      </w:pPr>
+      <w:r>
+        <w:rPr>
+          <w:b/>
+          <w:bCs/>
+          <w:sz w:val="24"/>
+          <w:szCs w:val="24"/>
+        </w:rPr>
+        <w:t>Hash</w:t>
+      </w:r>
+      <w:r>
+        <w:rPr>
+          <w:b/>
+          <w:bCs/>
+          <w:sz w:val="24"/>
+          <w:szCs w:val="24"/>
+        </w:rPr>
+        <w:t>M</w:t>
+      </w:r>
+      <w:r>
+        <w:rPr>
+          <w:b/>
+          <w:bCs/>
+          <w:sz w:val="24"/>
+          <w:szCs w:val="24"/>
+        </w:rPr>
+        <w:t>ap in Java</w:t>
+      </w:r>
+      <w:r>
+        <w:rPr>
+          <w:b/>
+          <w:bCs/>
+          <w:sz w:val="24"/>
+          <w:szCs w:val="24"/>
+        </w:rPr>
+        <w:t>:</w:t>
+      </w:r>
+    </w:p>
+    <w:p>
+      <w:pPr>
+        <w:pStyle w:val="ListParagraph"/>
+        <w:numPr>
+          <w:ilvl w:val="0"/>
+          <w:numId w:val="5"/>
+        </w:numPr>
+        <w:spacing w:after="0"/>
+        <w:rPr>
+          <w:sz w:val="20"/>
+          <w:szCs w:val="20"/>
+        </w:rPr>
+      </w:pPr>
+      <w:r>
+        <w:rPr>
+          <w:sz w:val="20"/>
+          <w:szCs w:val="20"/>
+        </w:rPr>
+        <w:t>The data structure</w:t>
+      </w:r>
+      <w:r>
+        <w:rPr>
+          <w:sz w:val="20"/>
+          <w:szCs w:val="20"/>
+        </w:rPr>
+        <w:t xml:space="preserve"> implements the Map interface by storing key-value pairs and providing </w:t>
+      </w:r>
+      <w:r>
+        <w:rPr>
+          <w:sz w:val="20"/>
+          <w:szCs w:val="20"/>
+        </w:rPr>
+        <w:t>efficient lookup, insertion, and deletion operations.</w:t>
+      </w:r>
+      <w:r>
+        <w:rPr>
+          <w:sz w:val="20"/>
+          <w:szCs w:val="20"/>
+        </w:rPr>
+        <w:t xml:space="preserve"> </w:t>
+      </w:r>
+    </w:p>
+    <w:p>
+      <w:pPr>
+        <w:pStyle w:val="ListParagraph"/>
+        <w:numPr>
+          <w:ilvl w:val="0"/>
+          <w:numId w:val="5"/>
+        </w:numPr>
+        <w:spacing w:after="0"/>
+        <w:rPr>
+          <w:sz w:val="20"/>
+          <w:szCs w:val="20"/>
+        </w:rPr>
+      </w:pPr>
+      <w:r>
+        <w:rPr>
+          <w:sz w:val="20"/>
+          <w:szCs w:val="20"/>
+        </w:rPr>
+        <w:t>Unlike HashSet, which stores unique elements, a HashMap allows duplicate values to be associated with different keys.</w:t>
+      </w:r>
+      <w:r>
+        <w:rPr>
+          <w:sz w:val="20"/>
+          <w:szCs w:val="20"/>
+        </w:rPr>
+        <w:t xml:space="preserve"> </w:t>
+      </w:r>
+    </w:p>
+    <w:p>
+      <w:pPr>
+        <w:pStyle w:val="ListParagraph"/>
+        <w:numPr>
+          <w:ilvl w:val="0"/>
+          <w:numId w:val="5"/>
+        </w:numPr>
+        <w:spacing w:after="0"/>
+        <w:rPr>
+          <w:sz w:val="20"/>
+          <w:szCs w:val="20"/>
+        </w:rPr>
+      </w:pPr>
+      <w:r>
+        <w:rPr>
+          <w:sz w:val="20"/>
+          <w:szCs w:val="20"/>
+        </w:rPr>
+        <w:t>While it's not directly a part of the Collection interface, it's a member of the Map interface, which is a top-level interface in the Java Collections Framework. The Map interface is designed to store key-value pairs, and HashMap is a specific implementation of this interface.</w:t>
+      </w:r>
+      <w:r>
+        <w:rPr>
+          <w:sz w:val="20"/>
+          <w:szCs w:val="20"/>
+        </w:rPr>
+        <w:t xml:space="preserve"> </w:t>
+      </w:r>
+      <w:r>
+        <w:rPr>
+          <w:sz w:val="20"/>
+          <w:szCs w:val="20"/>
+        </w:rPr>
+        <w:t>So, while HashMap doesn't directly implement Collection, it's still considered a collection-like object due to its role in storing and managing data within the Java Collections Framework.</w:t>
+      </w:r>
+    </w:p>
+    <w:p>
+      <w:pPr>
+        <w:pStyle w:val="ListParagraph"/>
+        <w:numPr>
+          <w:ilvl w:val="0"/>
+          <w:numId w:val="5"/>
+        </w:numPr>
+        <w:spacing w:after="0"/>
+        <w:rPr>
+          <w:sz w:val="20"/>
+          <w:szCs w:val="20"/>
+        </w:rPr>
+      </w:pPr>
+      <w:r>
+        <w:rPr>
+          <w:sz w:val="20"/>
+          <w:szCs w:val="20"/>
+        </w:rPr>
+        <w:t>Operations:</w:t>
+      </w:r>
+    </w:p>
+    <w:p>
+      <w:pPr>
+        <w:pStyle w:val="ListParagraph"/>
+        <w:spacing w:after="0"/>
+        <w:ind w:left="1364"/>
+        <w:rPr>
+          <w:sz w:val="20"/>
+          <w:szCs w:val="20"/>
+        </w:rPr>
+      </w:pPr>
+      <w:r>
+        <w:rPr>
+          <w:noProof/>
+          <w:sz w:val="20"/>
+          <w:szCs w:val="20"/>
+        </w:rPr>
+        <w:drawing>
+          <wp:inline distT="0" distB="0" distL="0" distR="0" wp14:anchorId="525C4849" wp14:editId="55B060F3">
+            <wp:extent cx="3052689" cy="1876392"/>
+            <wp:effectExtent l="0" t="0" r="0" b="0"/>
+            <wp:docPr id="405345467" name="Picture 1"/>
+            <wp:cNvGraphicFramePr>
+              <a:graphicFrameLocks xmlns:a="http://schemas.openxmlformats.org/drawingml/2006/main" noChangeAspect="1"/>
+            </wp:cNvGraphicFramePr>
+            <a:graphic xmlns:a="http://schemas.openxmlformats.org/drawingml/2006/main">
+              <a:graphicData uri="http://schemas.openxmlformats.org/drawingml/2006/picture">
+                <pic:pic xmlns:pic="http://schemas.openxmlformats.org/drawingml/2006/picture">
+                  <pic:nvPicPr>
+                    <pic:cNvPr id="405345467" name=""/>
+                    <pic:cNvPicPr/>
+                  </pic:nvPicPr>
+                  <pic:blipFill>
+                    <a:blip r:embed="rId5"/>
+                    <a:stretch>
+                      <a:fillRect/>
+                    </a:stretch>
+                  </pic:blipFill>
+                  <pic:spPr>
+                    <a:xfrm>
+                      <a:off x="0" y="0"/>
+                      <a:ext cx="3127607" cy="1922442"/>
+                    </a:xfrm>
+                    <a:prstGeom prst="rect">
+                      <a:avLst/>
+                    </a:prstGeom>
+                  </pic:spPr>
+                </pic:pic>
+              </a:graphicData>
+            </a:graphic>
+          </wp:inline>
+        </w:drawing>
+      </w:r>
+    </w:p>
+    <w:p>
+      <w:pPr>
+        <w:pStyle w:val="NoSpacing"/>
+        <w:numPr>
+          <w:ilvl w:val="0"/>
+          <w:numId w:val="5"/>
+        </w:numPr>
+        <w:rPr>
+          <w:sz w:val="20"/>
+          <w:szCs w:val="20"/>
+        </w:rPr>
+      </w:pPr>
+      <w:r>
+        <w:rPr>
+          <w:sz w:val="20"/>
+          <w:szCs w:val="20"/>
+        </w:rPr>
+        <w:lastRenderedPageBreak/>
+        <w:t>Key Characteristics:</w:t>
+      </w:r>
+      <w:r>
+        <w:rPr>
+          <w:sz w:val="20"/>
+          <w:szCs w:val="20"/>
+        </w:rPr>
+        <w:br/>
+      </w:r>
+      <w:r>
+        <w:rPr>
+          <w:noProof/>
+          <w:sz w:val="20"/>
+          <w:szCs w:val="20"/>
+        </w:rPr>
+        <w:drawing>
+          <wp:inline distT="0" distB="0" distL="0" distR="0" wp14:anchorId="45275D9A" wp14:editId="2C8E0DC2">
+            <wp:extent cx="4121834" cy="1806100"/>
+            <wp:effectExtent l="0" t="0" r="0" b="3810"/>
+            <wp:docPr id="459131946" name="Picture 1"/>
+            <wp:cNvGraphicFramePr>
+              <a:graphicFrameLocks xmlns:a="http://schemas.openxmlformats.org/drawingml/2006/main" noChangeAspect="1"/>
+            </wp:cNvGraphicFramePr>
+            <a:graphic xmlns:a="http://schemas.openxmlformats.org/drawingml/2006/main">
+              <a:graphicData uri="http://schemas.openxmlformats.org/drawingml/2006/picture">
+                <pic:pic xmlns:pic="http://schemas.openxmlformats.org/drawingml/2006/picture">
+                  <pic:nvPicPr>
+                    <pic:cNvPr id="459131946" name=""/>
+                    <pic:cNvPicPr/>
+                  </pic:nvPicPr>
+                  <pic:blipFill>
+                    <a:blip r:embed="rId6"/>
+                    <a:stretch>
+                      <a:fillRect/>
+                    </a:stretch>
+                  </pic:blipFill>
+                  <pic:spPr>
+                    <a:xfrm>
+                      <a:off x="0" y="0"/>
+                      <a:ext cx="4149882" cy="1818390"/>
+                    </a:xfrm>
+                    <a:prstGeom prst="rect">
+                      <a:avLst/>
+                    </a:prstGeom>
+                  </pic:spPr>
+                </pic:pic>
+              </a:graphicData>
+            </a:graphic>
+          </wp:inline>
+        </w:drawing>
+      </w:r>
+    </w:p>
+    <w:p>
+      <w:pPr>
+        <w:pStyle w:val="NoSpacing"/>
+        <w:numPr>
+          <w:ilvl w:val="0"/>
+          <w:numId w:val="5"/>
+        </w:numPr>
+        <w:rPr>
+          <w:sz w:val="20"/>
+          <w:szCs w:val="20"/>
+        </w:rPr>
+      </w:pPr>
+      <w:r>
+        <w:rPr>
+          <w:sz w:val="20"/>
+          <w:szCs w:val="20"/>
+        </w:rPr>
+        <w:t>More important po</w:t>
+      </w:r>
+      <w:r>
+        <w:rPr>
+          <w:sz w:val="20"/>
+          <w:szCs w:val="20"/>
+        </w:rPr>
+        <w:t>ints:</w:t>
+      </w:r>
+      <w:r>
+        <w:rPr>
+          <w:sz w:val="20"/>
+          <w:szCs w:val="20"/>
+        </w:rPr>
+        <w:br/>
+      </w:r>
+    </w:p>
+    <w:p>
+      <w:pPr>
+        <w:pStyle w:val="ListParagraph"/>
+        <w:spacing w:after="0"/>
+        <w:ind w:left="644"/>
+        <w:rPr>
+          <w:sz w:val="20"/>
+          <w:szCs w:val="20"/>
+        </w:rPr>
+      </w:pPr>
+      <w:r>
+        <w:rPr>
+          <w:sz w:val="20"/>
+          <w:szCs w:val="20"/>
+        </w:rPr>
+        <w:drawing>
+          <wp:inline distT="0" distB="0" distL="0" distR="0" wp14:anchorId="3C2B7CB5" wp14:editId="7AC0FF32">
+            <wp:extent cx="5731510" cy="3672205"/>
+            <wp:effectExtent l="0" t="0" r="2540" b="4445"/>
+            <wp:docPr id="1064217407" name="Picture 1"/>
+            <wp:cNvGraphicFramePr>
+              <a:graphicFrameLocks xmlns:a="http://schemas.openxmlformats.org/drawingml/2006/main" noChangeAspect="1"/>
+            </wp:cNvGraphicFramePr>
+            <a:graphic xmlns:a="http://schemas.openxmlformats.org/drawingml/2006/main">
+              <a:graphicData uri="http://schemas.openxmlformats.org/drawingml/2006/picture">
+                <pic:pic xmlns:pic="http://schemas.openxmlformats.org/drawingml/2006/picture">
+                  <pic:nvPicPr>
+                    <pic:cNvPr id="1064217407" name=""/>
+                    <pic:cNvPicPr/>
+                  </pic:nvPicPr>
+                  <pic:blipFill>
+                    <a:blip r:embed="rId7"/>
+                    <a:stretch>
+                      <a:fillRect/>
+                    </a:stretch>
+                  </pic:blipFill>
+                  <pic:spPr>
+                    <a:xfrm>
+                      <a:off x="0" y="0"/>
+                      <a:ext cx="5731510" cy="3672205"/>
+                    </a:xfrm>
+                    <a:prstGeom prst="rect">
+                      <a:avLst/>
+                    </a:prstGeom>
+                  </pic:spPr>
+                </pic:pic>
+              </a:graphicData>
+            </a:graphic>
+          </wp:inline>
+        </w:drawing>
+      </w:r>
+    </w:p>
+    <w:p>
+      <w:pPr>
+        <w:pStyle w:val="ListParagraph"/>
+        <w:spacing w:after="0"/>
+        <w:ind w:left="644"/>
+        <w:rPr>
+          <w:sz w:val="20"/>
+          <w:szCs w:val="20"/>
+        </w:rPr>
+      </w:pPr>
+    </w:p>
+    <w:p>
+      <w:pPr>
+        <w:pStyle w:val="ListParagraph"/>
+        <w:spacing w:after="0"/>
+        <w:ind w:left="644"/>
+        <w:rPr>
+          <w:sz w:val="20"/>
+          <w:szCs w:val="20"/>
+        </w:rPr>
+      </w:pPr>
+      <w:r>
+        <w:rPr>
+          <w:sz w:val="20"/>
+          <w:szCs w:val="20"/>
+        </w:rPr>
+        <w:lastRenderedPageBreak/>
+        <w:drawing>
+          <wp:inline distT="0" distB="0" distL="0" distR="0" wp14:anchorId="5B9407FA" wp14:editId="5D6D4EBF">
+            <wp:extent cx="5731510" cy="4081145"/>
+            <wp:effectExtent l="0" t="0" r="2540" b="0"/>
+            <wp:docPr id="1427477436" name="Picture 1"/>
+            <wp:cNvGraphicFramePr>
+              <a:graphicFrameLocks xmlns:a="http://schemas.openxmlformats.org/drawingml/2006/main" noChangeAspect="1"/>
+            </wp:cNvGraphicFramePr>
+            <a:graphic xmlns:a="http://schemas.openxmlformats.org/drawingml/2006/main">
+              <a:graphicData uri="http://schemas.openxmlformats.org/drawingml/2006/picture">
+                <pic:pic xmlns:pic="http://schemas.openxmlformats.org/drawingml/2006/picture">
+                  <pic:nvPicPr>
+                    <pic:cNvPr id="1427477436" name=""/>
+                    <pic:cNvPicPr/>
+                  </pic:nvPicPr>
+                  <pic:blipFill>
+                    <a:blip r:embed="rId8"/>
+                    <a:stretch>
+                      <a:fillRect/>
+                    </a:stretch>
+                  </pic:blipFill>
+                  <pic:spPr>
+                    <a:xfrm>
+                      <a:off x="0" y="0"/>
+                      <a:ext cx="5731510" cy="4081145"/>
+                    </a:xfrm>
+                    <a:prstGeom prst="rect">
+                      <a:avLst/>
+                    </a:prstGeom>
+                  </pic:spPr>
+                </pic:pic>
+              </a:graphicData>
+            </a:graphic>
+          </wp:inline>
+        </w:drawing>
+      </w:r>
+    </w:p>
+    <w:p>
+      <w:pPr>
+        <w:pStyle w:val="ListParagraph"/>
+        <w:spacing w:after="0"/>
+        <w:ind w:left="644"/>
+        <w:rPr>
+          <w:sz w:val="20"/>
+          <w:szCs w:val="20"/>
+        </w:rPr>
+      </w:pPr>
+      <w:r>
+        <w:rPr>
+          <w:sz w:val="20"/>
+          <w:szCs w:val="20"/>
+        </w:rPr>
+        <w:drawing>
+          <wp:inline distT="0" distB="0" distL="0" distR="0" wp14:anchorId="15BC542A" wp14:editId="480A3636">
+            <wp:extent cx="5731510" cy="4082415"/>
+            <wp:effectExtent l="0" t="0" r="2540" b="0"/>
+            <wp:docPr id="821617011" name="Picture 1"/>
+            <wp:cNvGraphicFramePr>
+              <a:graphicFrameLocks xmlns:a="http://schemas.openxmlformats.org/drawingml/2006/main" noChangeAspect="1"/>
+            </wp:cNvGraphicFramePr>
+            <a:graphic xmlns:a="http://schemas.openxmlformats.org/drawingml/2006/main">
+              <a:graphicData uri="http://schemas.openxmlformats.org/drawingml/2006/picture">
+                <pic:pic xmlns:pic="http://schemas.openxmlformats.org/drawingml/2006/picture">
+                  <pic:nvPicPr>
+                    <pic:cNvPr id="821617011" name=""/>
+                    <pic:cNvPicPr/>
+                  </pic:nvPicPr>
+                  <pic:blipFill>
+                    <a:blip r:embed="rId9"/>
+                    <a:stretch>
+                      <a:fillRect/>
+                    </a:stretch>
+                  </pic:blipFill>
+                  <pic:spPr>
+                    <a:xfrm>
+                      <a:off x="0" y="0"/>
+                      <a:ext cx="5731510" cy="4082415"/>
+                    </a:xfrm>
+                    <a:prstGeom prst="rect">
+                      <a:avLst/>
+                    </a:prstGeom>
+                  </pic:spPr>
+                </pic:pic>
+              </a:graphicData>
+            </a:graphic>
+          </wp:inline>
+        </w:drawing>
+      </w:r>
+    </w:p>
+    <w:p>
+      <w:pPr>
+        <w:pStyle w:val="ListParagraph"/>
+        <w:spacing w:after="0"/>
+        <w:ind w:left="644"/>
+        <w:rPr>
+          <w:sz w:val="20"/>
+          <w:szCs w:val="20"/>
+        </w:rPr>
+      </w:pPr>
+    </w:p>
+    <w:p>
+      <w:pPr>
+        <w:pStyle w:val="ListParagraph"/>
+        <w:spacing w:after="0"/>
+        <w:ind w:left="644"/>
+        <w:rPr>
+          <w:sz w:val="20"/>
+          <w:szCs w:val="20"/>
+        </w:rPr>
+      </w:pPr>
+      <w:r>
+        <w:rPr>
+          <w:sz w:val="20"/>
+          <w:szCs w:val="20"/>
+        </w:rPr>
+        <w:lastRenderedPageBreak/>
+        <w:drawing>
+          <wp:inline distT="0" distB="0" distL="0" distR="0" wp14:anchorId="37FB0859" wp14:editId="3F857CE2">
+            <wp:extent cx="5731510" cy="3995420"/>
+            <wp:effectExtent l="0" t="0" r="2540" b="5080"/>
+            <wp:docPr id="383874820" name="Picture 1"/>
+            <wp:cNvGraphicFramePr>
+              <a:graphicFrameLocks xmlns:a="http://schemas.openxmlformats.org/drawingml/2006/main" noChangeAspect="1"/>
+            </wp:cNvGraphicFramePr>
+            <a:graphic xmlns:a="http://schemas.openxmlformats.org/drawingml/2006/main">
+              <a:graphicData uri="http://schemas.openxmlformats.org/drawingml/2006/picture">
+                <pic:pic xmlns:pic="http://schemas.openxmlformats.org/drawingml/2006/picture">
+                  <pic:nvPicPr>
+                    <pic:cNvPr id="383874820" name=""/>
+                    <pic:cNvPicPr/>
+                  </pic:nvPicPr>
+                  <pic:blipFill>
+                    <a:blip r:embed="rId10"/>
+                    <a:stretch>
+                      <a:fillRect/>
+                    </a:stretch>
+                  </pic:blipFill>
+                  <pic:spPr>
+                    <a:xfrm>
+                      <a:off x="0" y="0"/>
+                      <a:ext cx="5731510" cy="3995420"/>
+                    </a:xfrm>
+                    <a:prstGeom prst="rect">
+                      <a:avLst/>
+                    </a:prstGeom>
+                  </pic:spPr>
+                </pic:pic>
+              </a:graphicData>
+            </a:graphic>
+          </wp:inline>
+        </w:drawing>
+      </w:r>
+    </w:p>
+    <w:p>
+      <w:pPr>
+        <w:pStyle w:val="ListParagraph"/>
+        <w:ind w:left="284"/>
+        <w:rPr>
+          <w:b/>
+          <w:bCs/>
+          <w:sz w:val="24"/>
+          <w:szCs w:val="24"/>
+          <w:u w:val="single"/>
+        </w:rPr>
+      </w:pPr>
+    </w:p>
+    <w:p>
+      <w:pPr>
+        <w:pStyle w:val="ListParagraph"/>
+        <w:spacing w:after="0"/>
+        <w:ind w:left="644"/>
+        <w:rPr>
+          <w:b/>
+          <w:bCs/>
+          <w:sz w:val="20"/>
+          <w:szCs w:val="20"/>
+        </w:rPr>
+      </w:pPr>
     </w:p>
     <w:p>
       <w:pPr>
@@ -3434,6 +2992,92 @@
 <file path=word/numbering.xml><?xml version="1.0" encoding="utf-8"?>
 <w:numbering xmlns:wpc="http://schemas.microsoft.com/office/word/2010/wordprocessingCanvas" xmlns:cx="http://schemas.microsoft.com/office/drawing/2014/chartex" xmlns:cx1="http://schemas.microsoft.com/office/drawing/2015/9/8/chartex" xmlns:cx2="http://schemas.microsoft.com/office/drawing/2015/10/21/chartex" xmlns:cx3="http://schemas.microsoft.com/office/drawing/2016/5/9/chartex" xmlns:cx4="http://schemas.microsoft.com/office/drawing/2016/5/10/chartex" xmlns:cx5="http://schemas.microsoft.com/office/drawing/2016/5/11/chartex" xmlns:cx6="http://schemas.microsoft.com/office/drawing/2016/5/12/chartex" xmlns:cx7="http://schemas.microsoft.com/office/drawing/2016/5/13/chartex" xmlns:cx8="http://schemas.microsoft.com/office/drawing/2016/5/14/chartex" xmlns:mc="http://schemas.openxmlformats.org/markup-compatibility/2006" xmlns:aink="http://schemas.microsoft.com/office/drawing/2016/ink" xmlns:am3d="http://schemas.microsoft.com/office/drawing/2017/model3d" xmlns:o="urn:schemas-microsoft-com:office:office" xmlns:oel="http://schemas.microsoft.com/office/2019/extlst" xmlns:r="http://schemas.openxmlformats.org/officeDocument/2006/relationships" xmlns:m="http://schemas.openxmlformats.org/officeDocument/2006/math" xmlns:v="urn:schemas-microsoft-com:vml" xmlns:wp14="http://schemas.microsoft.com/office/word/2010/wordprocessingDrawing" xmlns:wp="http://schemas.openxmlformats.org/drawingml/2006/wordprocessingDrawing" xmlns:w10="urn:schemas-microsoft-com:office:word" xmlns:w="http://schemas.openxmlformats.org/wordprocessingml/2006/main" xmlns:w14="http://schemas.microsoft.com/office/word/2010/wordml" xmlns:w15="http://schemas.microsoft.com/office/word/2012/wordml" xmlns:w16cex="http://schemas.microsoft.com/office/word/2018/wordml/cex" xmlns:w16cid="http://schemas.microsoft.com/office/word/2016/wordml/cid" xmlns:w16="http://schemas.microsoft.com/office/word/2018/wordml" xmlns:w16du="http://schemas.microsoft.com/office/word/2023/wordml/word16du" xmlns:w16sdtdh="http://schemas.microsoft.com/office/word/2020/wordml/sdtdatahash" xmlns:w16se="http://schemas.microsoft.com/office/word/2015/wordml/symex" xmlns:wpg="http://schemas.microsoft.com/office/word/2010/wordprocessingGroup" xmlns:wpi="http://schemas.microsoft.com/office/word/2010/wordprocessingInk" xmlns:wne="http://schemas.microsoft.com/office/word/2006/wordml" xmlns:wps="http://schemas.microsoft.com/office/word/2010/wordprocessingShape" mc:Ignorable="w14 w15 w16se w16cid w16 w16cex w16sdtdh w16du wp14">
   <w:abstractNum w:abstractNumId="0" w15:restartNumberingAfterBreak="0">
+    <w:nsid w:val="055D7184"/>
+    <w:multiLevelType w:val="hybridMultilevel"/>
+    <w:tmpl w:val="4392A5B0"/>
+    <w:lvl w:ilvl="0" w:tplc="4009000F">
+      <w:start w:val="1"/>
+      <w:numFmt w:val="decimal"/>
+      <w:lvlText w:val="%1."/>
+      <w:lvlJc w:val="left"/>
+      <w:pPr>
+        <w:ind w:left="1364" w:hanging="360"/>
+      </w:pPr>
+    </w:lvl>
+    <w:lvl w:ilvl="1" w:tplc="40090019" w:tentative="1">
+      <w:start w:val="1"/>
+      <w:numFmt w:val="lowerLetter"/>
+      <w:lvlText w:val="%2."/>
+      <w:lvlJc w:val="left"/>
+      <w:pPr>
+        <w:ind w:left="2084" w:hanging="360"/>
+      </w:pPr>
+    </w:lvl>
+    <w:lvl w:ilvl="2" w:tplc="4009001B" w:tentative="1">
+      <w:start w:val="1"/>
+      <w:numFmt w:val="lowerRoman"/>
+      <w:lvlText w:val="%3."/>
+      <w:lvlJc w:val="right"/>
+      <w:pPr>
+        <w:ind w:left="2804" w:hanging="180"/>
+      </w:pPr>
+    </w:lvl>
+    <w:lvl w:ilvl="3" w:tplc="4009000F" w:tentative="1">
+      <w:start w:val="1"/>
+      <w:numFmt w:val="decimal"/>
+      <w:lvlText w:val="%4."/>
+      <w:lvlJc w:val="left"/>
+      <w:pPr>
+        <w:ind w:left="3524" w:hanging="360"/>
+      </w:pPr>
+    </w:lvl>
+    <w:lvl w:ilvl="4" w:tplc="40090019" w:tentative="1">
+      <w:start w:val="1"/>
+      <w:numFmt w:val="lowerLetter"/>
+      <w:lvlText w:val="%5."/>
+      <w:lvlJc w:val="left"/>
+      <w:pPr>
+        <w:ind w:left="4244" w:hanging="360"/>
+      </w:pPr>
+    </w:lvl>
+    <w:lvl w:ilvl="5" w:tplc="4009001B" w:tentative="1">
+      <w:start w:val="1"/>
+      <w:numFmt w:val="lowerRoman"/>
+      <w:lvlText w:val="%6."/>
+      <w:lvlJc w:val="right"/>
+      <w:pPr>
+        <w:ind w:left="4964" w:hanging="180"/>
+      </w:pPr>
+    </w:lvl>
+    <w:lvl w:ilvl="6" w:tplc="4009000F" w:tentative="1">
+      <w:start w:val="1"/>
+      <w:numFmt w:val="decimal"/>
+      <w:lvlText w:val="%7."/>
+      <w:lvlJc w:val="left"/>
+      <w:pPr>
+        <w:ind w:left="5684" w:hanging="360"/>
+      </w:pPr>
+    </w:lvl>
+    <w:lvl w:ilvl="7" w:tplc="40090019" w:tentative="1">
+      <w:start w:val="1"/>
+      <w:numFmt w:val="lowerLetter"/>
+      <w:lvlText w:val="%8."/>
+      <w:lvlJc w:val="left"/>
+      <w:pPr>
+        <w:ind w:left="6404" w:hanging="360"/>
+      </w:pPr>
+    </w:lvl>
+    <w:lvl w:ilvl="8" w:tplc="4009001B" w:tentative="1">
+      <w:start w:val="1"/>
+      <w:numFmt w:val="lowerRoman"/>
+      <w:lvlText w:val="%9."/>
+      <w:lvlJc w:val="right"/>
+      <w:pPr>
+        <w:ind w:left="7124" w:hanging="180"/>
+      </w:pPr>
+    </w:lvl>
+  </w:abstractNum>
+  <w:abstractNum w:abstractNumId="1" w15:restartNumberingAfterBreak="0">
     <w:nsid w:val="2E8B5268"/>
     <w:multiLevelType w:val="hybridMultilevel"/>
     <w:tmpl w:val="D3B2EE9E"/>
@@ -3522,7 +3166,7 @@
       </w:pPr>
     </w:lvl>
   </w:abstractNum>
-  <w:abstractNum w:abstractNumId="1" w15:restartNumberingAfterBreak="0">
+  <w:abstractNum w:abstractNumId="2" w15:restartNumberingAfterBreak="0">
     <w:nsid w:val="6414305F"/>
     <w:multiLevelType w:val="hybridMultilevel"/>
     <w:tmpl w:val="01EC113C"/>
@@ -3611,10 +3255,10 @@
       </w:pPr>
     </w:lvl>
   </w:abstractNum>
-  <w:abstractNum w:abstractNumId="2" w15:restartNumberingAfterBreak="0">
+  <w:abstractNum w:abstractNumId="3" w15:restartNumberingAfterBreak="0">
     <w:nsid w:val="6B915D23"/>
     <w:multiLevelType w:val="hybridMultilevel"/>
-    <w:tmpl w:val="E52ED588"/>
+    <w:tmpl w:val="7B807BFE"/>
     <w:lvl w:ilvl="0" w:tplc="40090001">
       <w:start w:val="1"/>
       <w:numFmt w:val="bullet"/>
@@ -3724,7 +3368,7 @@
       </w:rPr>
     </w:lvl>
   </w:abstractNum>
-  <w:abstractNum w:abstractNumId="3" w15:restartNumberingAfterBreak="0">
+  <w:abstractNum w:abstractNumId="4" w15:restartNumberingAfterBreak="0">
     <w:nsid w:val="7CF357B9"/>
     <w:multiLevelType w:val="hybridMultilevel"/>
     <w:tmpl w:val="4C18B67E"/>
@@ -3838,16 +3482,19 @@
     </w:lvl>
   </w:abstractNum>
   <w:num w:numId="1" w16cid:durableId="447772199">
+    <w:abstractNumId w:val="4"/>
+  </w:num>
+  <w:num w:numId="2" w16cid:durableId="1047603308">
     <w:abstractNumId w:val="3"/>
   </w:num>
-  <w:num w:numId="2" w16cid:durableId="1047603308">
+  <w:num w:numId="3" w16cid:durableId="1302999795">
+    <w:abstractNumId w:val="1"/>
+  </w:num>
+  <w:num w:numId="4" w16cid:durableId="1538346606">
     <w:abstractNumId w:val="2"/>
   </w:num>
-  <w:num w:numId="3" w16cid:durableId="1302999795">
+  <w:num w:numId="5" w16cid:durableId="1473210321">
     <w:abstractNumId w:val="0"/>
-  </w:num>
-  <w:num w:numId="4" w16cid:durableId="1538346606">
-    <w:abstractNumId w:val="1"/>
   </w:num>
 </w:numbering>
 </file>
@@ -4256,6 +3903,7 @@
   <w:style w:type="character" w:default="1" w:styleId="DefaultParagraphFont">
     <w:name w:val="Default Paragraph Font"/>
     <w:uiPriority w:val="1"/>
+    <w:semiHidden/>
     <w:unhideWhenUsed/>
   </w:style>
   <w:style w:type="table" w:default="1" w:styleId="TableNormal">
@@ -4288,6 +3936,49 @@
     <w:pPr>
       <w:ind w:left="720"/>
       <w:contextualSpacing/>
+    </w:pPr>
+  </w:style>
+  <w:style w:type="character" w:styleId="Strong">
+    <w:name w:val="Strong"/>
+    <w:basedOn w:val="DefaultParagraphFont"/>
+    <w:uiPriority w:val="22"/>
+    <w:qFormat/>
+    <w:rsid w:val="009F3740"/>
+    <w:rPr>
+      <w:b/>
+      <w:bCs/>
+    </w:rPr>
+  </w:style>
+  <w:style w:type="character" w:styleId="Hyperlink">
+    <w:name w:val="Hyperlink"/>
+    <w:basedOn w:val="DefaultParagraphFont"/>
+    <w:uiPriority w:val="99"/>
+    <w:unhideWhenUsed/>
+    <w:rsid w:val="009F3740"/>
+    <w:rPr>
+      <w:color w:val="0563C1" w:themeColor="hyperlink"/>
+      <w:u w:val="single"/>
+    </w:rPr>
+  </w:style>
+  <w:style w:type="character" w:styleId="UnresolvedMention">
+    <w:name w:val="Unresolved Mention"/>
+    <w:basedOn w:val="DefaultParagraphFont"/>
+    <w:uiPriority w:val="99"/>
+    <w:semiHidden/>
+    <w:unhideWhenUsed/>
+    <w:rsid w:val="009F3740"/>
+    <w:rPr>
+      <w:color w:val="605E5C"/>
+      <w:shd w:val="clear" w:color="auto" w:fill="E1DFDD"/>
+    </w:rPr>
+  </w:style>
+  <w:style w:type="paragraph" w:styleId="NoSpacing">
+    <w:name w:val="No Spacing"/>
+    <w:uiPriority w:val="1"/>
+    <w:qFormat/>
+    <w:rsid w:val="000E2074"/>
+    <w:pPr>
+      <w:spacing w:after="0" w:line="240" w:lineRule="auto"/>
     </w:pPr>
   </w:style>
 </w:styles>
